--- a/docs/XÂY DỰNG HỆ THỐNG KIỂM SOÁT TUÂN THỦ DỮ LIỆU CHUẨN IPO.docx
+++ b/docs/XÂY DỰNG HỆ THỐNG KIỂM SOÁT TUÂN THỦ DỮ LIỆU CHUẨN IPO.docx
@@ -78,74 +78,6 @@
           <w:rtl w:val="0"/>
         </w:rPr>
         <w:t xml:space="preserve">1. Mục tiêu sản phẩm</w:t>
-      </w:r>
-    </w:p>
-    <w:p>
-      <w:pPr>
-        <w:jc w:val="left"/>
-        <w:rPr>
-          <w:rFonts w:ascii="Times New Roman" w:cs="Times New Roman" w:eastAsia="Times New Roman" w:hAnsi="Times New Roman"/>
-          <w:sz w:val="26"/>
-          <w:szCs w:val="26"/>
-        </w:rPr>
-      </w:pPr>
-      <w:r>
-        <w:rPr>
-          <w:rFonts w:ascii="Times New Roman" w:cs="Times New Roman" w:eastAsia="Times New Roman" w:hAnsi="Times New Roman"/>
-          <w:sz w:val="26"/>
-          <w:szCs w:val="26"/>
-          <w:rtl w:val="0"/>
-        </w:rPr>
-        <w:t xml:space="preserve">Xây dựng hệ thống kiểm soát tuân thủ dữ liệu chuẩn IPO. Case GSM phát triển toàn cầu - Chiến dịch V35 mở rộng dịch vụ đến 24 quốc gia.</w:t>
-      </w:r>
-    </w:p>
-    <w:p>
-      <w:pPr>
-        <w:jc w:val="left"/>
-        <w:rPr>
-          <w:rFonts w:ascii="Times New Roman" w:cs="Times New Roman" w:eastAsia="Times New Roman" w:hAnsi="Times New Roman"/>
-          <w:sz w:val="26"/>
-          <w:szCs w:val="26"/>
-        </w:rPr>
-      </w:pPr>
-      <w:r>
-        <w:rPr>
-          <w:rtl w:val="0"/>
-        </w:rPr>
-      </w:r>
-    </w:p>
-    <w:p>
-      <w:pPr>
-        <w:jc w:val="left"/>
-        <w:rPr>
-          <w:rFonts w:ascii="Times New Roman" w:cs="Times New Roman" w:eastAsia="Times New Roman" w:hAnsi="Times New Roman"/>
-          <w:sz w:val="26"/>
-          <w:szCs w:val="26"/>
-        </w:rPr>
-      </w:pPr>
-      <w:r>
-        <w:rPr>
-          <w:rFonts w:ascii="Times New Roman" w:cs="Times New Roman" w:eastAsia="Times New Roman" w:hAnsi="Times New Roman"/>
-          <w:sz w:val="26"/>
-          <w:szCs w:val="26"/>
-          <w:rtl w:val="0"/>
-        </w:rPr>
-        <w:t xml:space="preserve">Hệ thống là một lớp giám sát và kiểm soát dữ liệu tập trung, giúp doanh nghiệp theo dõi chất lượng dữ liệu, kiểm soát việc xử lý dữ liệu cá nhân theo policy, thu thập bằng chứng phục vụ kiểm toán và kiểm tra một số kiểm soát ITGC. Khi phát hiện vấn đề, hệ thống hỗ trợ tổng hợp thành finding, cung cấp bằng chứng liên quan và hỗ trợ người phụ trách trong quá trình đánh giá, xử lý và phê duyệt.</w:t>
-      </w:r>
-    </w:p>
-    <w:p>
-      <w:pPr>
-        <w:jc w:val="left"/>
-        <w:rPr>
-          <w:rFonts w:ascii="Times New Roman" w:cs="Times New Roman" w:eastAsia="Times New Roman" w:hAnsi="Times New Roman"/>
-          <w:sz w:val="26"/>
-          <w:szCs w:val="26"/>
-        </w:rPr>
-      </w:pPr>
-      <w:r>
-        <w:rPr>
-          <w:rtl w:val="0"/>
-        </w:rPr>
       </w:r>
     </w:p>
     <w:p>
@@ -158,45 +90,134 @@
           <w:between w:color="auto" w:space="0" w:sz="0" w:val="none"/>
         </w:pBdr>
         <w:shd w:fill="ffffff" w:val="clear"/>
-        <w:spacing w:after="120" w:line="268.8" w:lineRule="auto"/>
-        <w:rPr>
-          <w:rFonts w:ascii="Times New Roman" w:cs="Times New Roman" w:eastAsia="Times New Roman" w:hAnsi="Times New Roman"/>
-          <w:sz w:val="26"/>
-          <w:szCs w:val="26"/>
-        </w:rPr>
-      </w:pPr>
-      <w:r>
-        <w:rPr>
-          <w:rFonts w:ascii="Times New Roman" w:cs="Times New Roman" w:eastAsia="Times New Roman" w:hAnsi="Times New Roman"/>
-          <w:sz w:val="26"/>
-          <w:szCs w:val="26"/>
-          <w:rtl w:val="0"/>
-        </w:rPr>
-        <w:t xml:space="preserve">Trong phạm vi MVP, dự án tập trung xây dựng và kiểm chứng một số luồng cốt lõi gồm: ingestion dữ liệu mô phỏng, data profiling và kiểm tra Data Quality, xử lý dữ liệu cá nhân theo policy, thu thập evidence, kiểm tra một số control ITGC, quản lý finding, dashboard giám sát, AI Assistant và cơ chế Human-in-the-Loop (HITL). Các tính năng được liệt kê dưới đây là phạm vi định hướng:</w:t>
+        <w:spacing w:after="240" w:before="240" w:line="268.8" w:lineRule="auto"/>
+        <w:rPr>
+          <w:rFonts w:ascii="Times New Roman" w:cs="Times New Roman" w:eastAsia="Times New Roman" w:hAnsi="Times New Roman"/>
+          <w:sz w:val="26"/>
+          <w:szCs w:val="26"/>
+        </w:rPr>
+      </w:pPr>
+      <w:r>
+        <w:rPr>
+          <w:rFonts w:ascii="Times New Roman" w:cs="Times New Roman" w:eastAsia="Times New Roman" w:hAnsi="Times New Roman"/>
+          <w:sz w:val="26"/>
+          <w:szCs w:val="26"/>
+          <w:rtl w:val="0"/>
+        </w:rPr>
+        <w:t xml:space="preserve">Xây dựng DataTrust OS – hệ thống hỗ trợ kiểm soát tuân thủ dữ liệu, trong đó AI Agent đóng vai trò trung tâm điều phối quá trình kiểm tra.</w:t>
+      </w:r>
+    </w:p>
+    <w:p>
+      <w:pPr>
+        <w:pBdr>
+          <w:top w:color="auto" w:space="0" w:sz="0" w:val="none"/>
+          <w:left w:color="auto" w:space="0" w:sz="0" w:val="none"/>
+          <w:bottom w:color="auto" w:space="0" w:sz="0" w:val="none"/>
+          <w:right w:color="auto" w:space="0" w:sz="0" w:val="none"/>
+          <w:between w:color="auto" w:space="0" w:sz="0" w:val="none"/>
+        </w:pBdr>
+        <w:shd w:fill="ffffff" w:val="clear"/>
+        <w:spacing w:after="240" w:before="240" w:line="268.8" w:lineRule="auto"/>
+        <w:rPr>
+          <w:rFonts w:ascii="Times New Roman" w:cs="Times New Roman" w:eastAsia="Times New Roman" w:hAnsi="Times New Roman"/>
+          <w:sz w:val="26"/>
+          <w:szCs w:val="26"/>
+        </w:rPr>
+      </w:pPr>
+      <w:r>
+        <w:rPr>
+          <w:rFonts w:ascii="Times New Roman" w:cs="Times New Roman" w:eastAsia="Times New Roman" w:hAnsi="Times New Roman"/>
+          <w:sz w:val="26"/>
+          <w:szCs w:val="26"/>
+          <w:rtl w:val="0"/>
+        </w:rPr>
+        <w:t xml:space="preserve">Hệ thống cho phép người dùng lựa chọn bộ dữ liệu cần kiểm tra. AI Agent phân tích đặc điểm dữ liệu, đề xuất Compliance Case và các kiểm soát phù hợp, sau đó điều phối quá trình kiểm tra dựa trên các Rule/Policy đã được cấu hình.</w:t>
+      </w:r>
+    </w:p>
+    <w:p>
+      <w:pPr>
+        <w:pBdr>
+          <w:top w:color="auto" w:space="0" w:sz="0" w:val="none"/>
+          <w:left w:color="auto" w:space="0" w:sz="0" w:val="none"/>
+          <w:bottom w:color="auto" w:space="0" w:sz="0" w:val="none"/>
+          <w:right w:color="auto" w:space="0" w:sz="0" w:val="none"/>
+          <w:between w:color="auto" w:space="0" w:sz="0" w:val="none"/>
+        </w:pBdr>
+        <w:shd w:fill="ffffff" w:val="clear"/>
+        <w:spacing w:after="240" w:before="240" w:line="268.8" w:lineRule="auto"/>
+        <w:rPr>
+          <w:rFonts w:ascii="Times New Roman" w:cs="Times New Roman" w:eastAsia="Times New Roman" w:hAnsi="Times New Roman"/>
+          <w:sz w:val="26"/>
+          <w:szCs w:val="26"/>
+        </w:rPr>
+      </w:pPr>
+      <w:r>
+        <w:rPr>
+          <w:rFonts w:ascii="Times New Roman" w:cs="Times New Roman" w:eastAsia="Times New Roman" w:hAnsi="Times New Roman"/>
+          <w:sz w:val="26"/>
+          <w:szCs w:val="26"/>
+          <w:rtl w:val="0"/>
+        </w:rPr>
+        <w:t xml:space="preserve">Kết quả kiểm tra được ghi nhận dưới dạng Result, Evidence và Finding. AI Agent tiếp tục phân tích kết quả, hỗ trợ xác định nguyên nhân, giải thích vấn đề và đề xuất hướng xử lý. Các quyết định quan trọng vẫn cần người dùng xem xét và phê duyệt thông qua Human-in-the-Loop (HITL).</w:t>
+      </w:r>
+    </w:p>
+    <w:p>
+      <w:pPr>
+        <w:pBdr>
+          <w:top w:color="auto" w:space="0" w:sz="0" w:val="none"/>
+          <w:left w:color="auto" w:space="0" w:sz="0" w:val="none"/>
+          <w:bottom w:color="auto" w:space="0" w:sz="0" w:val="none"/>
+          <w:right w:color="auto" w:space="0" w:sz="0" w:val="none"/>
+          <w:between w:color="auto" w:space="0" w:sz="0" w:val="none"/>
+        </w:pBdr>
+        <w:shd w:fill="ffffff" w:val="clear"/>
+        <w:spacing w:after="240" w:before="240" w:line="268.8" w:lineRule="auto"/>
+        <w:rPr>
+          <w:rFonts w:ascii="Times New Roman" w:cs="Times New Roman" w:eastAsia="Times New Roman" w:hAnsi="Times New Roman"/>
+          <w:sz w:val="26"/>
+          <w:szCs w:val="26"/>
+        </w:rPr>
+      </w:pPr>
+      <w:r>
+        <w:rPr>
+          <w:rFonts w:ascii="Times New Roman" w:cs="Times New Roman" w:eastAsia="Times New Roman" w:hAnsi="Times New Roman"/>
+          <w:sz w:val="26"/>
+          <w:szCs w:val="26"/>
+          <w:rtl w:val="0"/>
+        </w:rPr>
+        <w:t xml:space="preserve">Đối với Admin, khi có Policy mới, AI Agent có thể phân tích nội dung Policy và đề xuất Rule/Control tương ứng. Rule mới chỉ được đưa vào sử dụng sau khi Admin xem xét và phê duyệt. Các tính năng được liệt kê dưới đây là phạm vi định hướng:</w:t>
       </w:r>
     </w:p>
     <w:tbl>
       <w:tblPr>
         <w:tblStyle w:val="Table1"/>
-        <w:tblW w:w="8910.0" w:type="dxa"/>
+        <w:tblW w:w="10785.0" w:type="dxa"/>
         <w:jc w:val="left"/>
+        <w:tblBorders>
+          <w:top w:color="000000" w:space="0" w:sz="4" w:val="single"/>
+          <w:left w:color="000000" w:space="0" w:sz="4" w:val="single"/>
+          <w:bottom w:color="000000" w:space="0" w:sz="4" w:val="single"/>
+          <w:right w:color="000000" w:space="0" w:sz="4" w:val="single"/>
+          <w:insideH w:color="000000" w:space="0" w:sz="4" w:val="single"/>
+          <w:insideV w:color="000000" w:space="0" w:sz="4" w:val="single"/>
+        </w:tblBorders>
         <w:tblLayout w:type="fixed"/>
         <w:tblLook w:val="0600"/>
       </w:tblPr>
       <w:tblGrid>
-        <w:gridCol w:w="3540"/>
-        <w:gridCol w:w="5370"/>
+        <w:gridCol w:w="2445"/>
+        <w:gridCol w:w="8340"/>
         <w:tblGridChange w:id="0">
           <w:tblGrid>
-            <w:gridCol w:w="3540"/>
-            <w:gridCol w:w="5370"/>
+            <w:gridCol w:w="2445"/>
+            <w:gridCol w:w="8340"/>
           </w:tblGrid>
         </w:tblGridChange>
       </w:tblGrid>
       <w:tr>
         <w:trPr>
           <w:cantSplit w:val="0"/>
-          <w:trHeight w:val="465" w:hRule="atLeast"/>
+          <w:trHeight w:val="500" w:hRule="atLeast"/>
           <w:tblHeader w:val="0"/>
         </w:trPr>
         <w:tc>
@@ -207,14 +228,13 @@
               <w:bottom w:color="000000" w:space="0" w:sz="4" w:val="single"/>
               <w:right w:color="000000" w:space="0" w:sz="4" w:val="single"/>
             </w:tcBorders>
-            <w:shd w:fill="auto" w:val="clear"/>
             <w:tcMar>
               <w:top w:w="100.0" w:type="dxa"/>
               <w:left w:w="100.0" w:type="dxa"/>
               <w:bottom w:w="100.0" w:type="dxa"/>
               <w:right w:w="100.0" w:type="dxa"/>
             </w:tcMar>
-            <w:vAlign w:val="center"/>
+            <w:vAlign w:val="top"/>
           </w:tcPr>
           <w:p>
             <w:pPr>
@@ -225,25 +245,30 @@
                 <w:right w:color="auto" w:space="0" w:sz="0" w:val="none"/>
                 <w:between w:color="auto" w:space="0" w:sz="0" w:val="none"/>
               </w:pBdr>
-              <w:spacing w:after="60" w:line="252.00000000000003" w:lineRule="auto"/>
+              <w:shd w:fill="ffffff" w:val="clear"/>
+              <w:spacing w:after="240" w:before="240" w:line="268.8" w:lineRule="auto"/>
+              <w:jc w:val="center"/>
+              <w:rPr>
+                <w:rFonts w:ascii="Times New Roman" w:cs="Times New Roman" w:eastAsia="Times New Roman" w:hAnsi="Times New Roman"/>
+                <w:sz w:val="26"/>
+                <w:szCs w:val="26"/>
+              </w:rPr>
+            </w:pPr>
+            <w:r>
               <w:rPr>
                 <w:rFonts w:ascii="Times New Roman" w:cs="Times New Roman" w:eastAsia="Times New Roman" w:hAnsi="Times New Roman"/>
                 <w:b w:val="1"/>
                 <w:bCs w:val="1"/>
                 <w:sz w:val="26"/>
                 <w:szCs w:val="26"/>
-              </w:rPr>
-            </w:pPr>
-            <w:r>
-              <w:rPr>
-                <w:rFonts w:ascii="Times New Roman" w:cs="Times New Roman" w:eastAsia="Times New Roman" w:hAnsi="Times New Roman"/>
-                <w:b w:val="1"/>
-                <w:bCs w:val="1"/>
-                <w:sz w:val="26"/>
-                <w:szCs w:val="26"/>
                 <w:rtl w:val="0"/>
               </w:rPr>
               <w:t xml:space="preserve">Nhóm chức năng</w:t>
+            </w:r>
+            <w:r>
+              <w:rPr>
+                <w:rtl w:val="0"/>
+              </w:rPr>
             </w:r>
           </w:p>
         </w:tc>
@@ -261,7 +286,7 @@
               <w:bottom w:w="100.0" w:type="dxa"/>
               <w:right w:w="100.0" w:type="dxa"/>
             </w:tcMar>
-            <w:vAlign w:val="center"/>
+            <w:vAlign w:val="top"/>
           </w:tcPr>
           <w:p>
             <w:pPr>
@@ -272,25 +297,30 @@
                 <w:right w:color="auto" w:space="0" w:sz="0" w:val="none"/>
                 <w:between w:color="auto" w:space="0" w:sz="0" w:val="none"/>
               </w:pBdr>
-              <w:spacing w:after="60" w:line="252.00000000000003" w:lineRule="auto"/>
+              <w:shd w:fill="ffffff" w:val="clear"/>
+              <w:spacing w:after="240" w:before="240" w:line="268.8" w:lineRule="auto"/>
+              <w:jc w:val="center"/>
+              <w:rPr>
+                <w:rFonts w:ascii="Times New Roman" w:cs="Times New Roman" w:eastAsia="Times New Roman" w:hAnsi="Times New Roman"/>
+                <w:sz w:val="26"/>
+                <w:szCs w:val="26"/>
+              </w:rPr>
+            </w:pPr>
+            <w:r>
               <w:rPr>
                 <w:rFonts w:ascii="Times New Roman" w:cs="Times New Roman" w:eastAsia="Times New Roman" w:hAnsi="Times New Roman"/>
                 <w:b w:val="1"/>
                 <w:bCs w:val="1"/>
                 <w:sz w:val="26"/>
                 <w:szCs w:val="26"/>
-              </w:rPr>
-            </w:pPr>
-            <w:r>
-              <w:rPr>
-                <w:rFonts w:ascii="Times New Roman" w:cs="Times New Roman" w:eastAsia="Times New Roman" w:hAnsi="Times New Roman"/>
-                <w:b w:val="1"/>
-                <w:bCs w:val="1"/>
-                <w:sz w:val="26"/>
-                <w:szCs w:val="26"/>
                 <w:rtl w:val="0"/>
               </w:rPr>
               <w:t xml:space="preserve">Phạm vi</w:t>
+            </w:r>
+            <w:r>
+              <w:rPr>
+                <w:rtl w:val="0"/>
+              </w:rPr>
             </w:r>
           </w:p>
         </w:tc>
@@ -298,7 +328,7 @@
       <w:tr>
         <w:trPr>
           <w:cantSplit w:val="0"/>
-          <w:trHeight w:val="675" w:hRule="atLeast"/>
+          <w:trHeight w:val="770" w:hRule="atLeast"/>
           <w:tblHeader w:val="0"/>
         </w:trPr>
         <w:tc>
@@ -309,14 +339,13 @@
               <w:bottom w:color="000000" w:space="0" w:sz="4" w:val="single"/>
               <w:right w:color="000000" w:space="0" w:sz="4" w:val="single"/>
             </w:tcBorders>
-            <w:shd w:fill="auto" w:val="clear"/>
             <w:tcMar>
               <w:top w:w="100.0" w:type="dxa"/>
               <w:left w:w="100.0" w:type="dxa"/>
               <w:bottom w:w="100.0" w:type="dxa"/>
               <w:right w:w="100.0" w:type="dxa"/>
             </w:tcMar>
-            <w:vAlign w:val="center"/>
+            <w:vAlign w:val="top"/>
           </w:tcPr>
           <w:p>
             <w:pPr>
@@ -327,7 +356,8 @@
                 <w:right w:color="auto" w:space="0" w:sz="0" w:val="none"/>
                 <w:between w:color="auto" w:space="0" w:sz="0" w:val="none"/>
               </w:pBdr>
-              <w:spacing w:after="60" w:line="252.00000000000003" w:lineRule="auto"/>
+              <w:shd w:fill="ffffff" w:val="clear"/>
+              <w:spacing w:after="240" w:before="240" w:line="268.8" w:lineRule="auto"/>
               <w:rPr>
                 <w:rFonts w:ascii="Times New Roman" w:cs="Times New Roman" w:eastAsia="Times New Roman" w:hAnsi="Times New Roman"/>
                 <w:sz w:val="26"/>
@@ -337,11 +367,18 @@
             <w:r>
               <w:rPr>
                 <w:rFonts w:ascii="Times New Roman" w:cs="Times New Roman" w:eastAsia="Times New Roman" w:hAnsi="Times New Roman"/>
-                <w:sz w:val="26"/>
-                <w:szCs w:val="26"/>
-                <w:rtl w:val="0"/>
-              </w:rPr>
-              <w:t xml:space="preserve">Data Quality</w:t>
+                <w:b w:val="1"/>
+                <w:bCs w:val="1"/>
+                <w:sz w:val="26"/>
+                <w:szCs w:val="26"/>
+                <w:rtl w:val="0"/>
+              </w:rPr>
+              <w:t xml:space="preserve">Dataset &amp; Compliance Case</w:t>
+            </w:r>
+            <w:r>
+              <w:rPr>
+                <w:rtl w:val="0"/>
+              </w:rPr>
             </w:r>
           </w:p>
         </w:tc>
@@ -359,7 +396,7 @@
               <w:bottom w:w="100.0" w:type="dxa"/>
               <w:right w:w="100.0" w:type="dxa"/>
             </w:tcMar>
-            <w:vAlign w:val="center"/>
+            <w:vAlign w:val="top"/>
           </w:tcPr>
           <w:p>
             <w:pPr>
@@ -370,7 +407,8 @@
                 <w:right w:color="auto" w:space="0" w:sz="0" w:val="none"/>
                 <w:between w:color="auto" w:space="0" w:sz="0" w:val="none"/>
               </w:pBdr>
-              <w:spacing w:after="60" w:line="252.00000000000003" w:lineRule="auto"/>
+              <w:shd w:fill="ffffff" w:val="clear"/>
+              <w:spacing w:after="240" w:before="240" w:line="268.8" w:lineRule="auto"/>
               <w:rPr>
                 <w:rFonts w:ascii="Times New Roman" w:cs="Times New Roman" w:eastAsia="Times New Roman" w:hAnsi="Times New Roman"/>
                 <w:sz w:val="26"/>
@@ -384,7 +422,7 @@
                 <w:szCs w:val="26"/>
                 <w:rtl w:val="0"/>
               </w:rPr>
-              <w:t xml:space="preserve">Profiling dữ liệu; xem dữ liệu mẫu theo role; định nghĩa và thực thi rule; lưu kết quả kiểm tra theo dataset và run_id. </w:t>
+              <w:t xml:space="preserve">Lựa chọn Dataset; profiling và phân tích dữ liệu; AI Agent đề xuất Compliance Case/Control phù hợp để người dùng xem xét và xác nhận.</w:t>
             </w:r>
           </w:p>
         </w:tc>
@@ -392,7 +430,7 @@
       <w:tr>
         <w:trPr>
           <w:cantSplit w:val="0"/>
-          <w:trHeight w:val="675" w:hRule="atLeast"/>
+          <w:trHeight w:val="770" w:hRule="atLeast"/>
           <w:tblHeader w:val="0"/>
         </w:trPr>
         <w:tc>
@@ -409,7 +447,7 @@
               <w:bottom w:w="100.0" w:type="dxa"/>
               <w:right w:w="100.0" w:type="dxa"/>
             </w:tcMar>
-            <w:vAlign w:val="center"/>
+            <w:vAlign w:val="top"/>
           </w:tcPr>
           <w:p>
             <w:pPr>
@@ -420,7 +458,8 @@
                 <w:right w:color="auto" w:space="0" w:sz="0" w:val="none"/>
                 <w:between w:color="auto" w:space="0" w:sz="0" w:val="none"/>
               </w:pBdr>
-              <w:spacing w:after="60" w:line="252.00000000000003" w:lineRule="auto"/>
+              <w:shd w:fill="ffffff" w:val="clear"/>
+              <w:spacing w:after="240" w:before="240" w:line="268.8" w:lineRule="auto"/>
               <w:rPr>
                 <w:rFonts w:ascii="Times New Roman" w:cs="Times New Roman" w:eastAsia="Times New Roman" w:hAnsi="Times New Roman"/>
                 <w:sz w:val="26"/>
@@ -430,11 +469,18 @@
             <w:r>
               <w:rPr>
                 <w:rFonts w:ascii="Times New Roman" w:cs="Times New Roman" w:eastAsia="Times New Roman" w:hAnsi="Times New Roman"/>
-                <w:sz w:val="26"/>
-                <w:szCs w:val="26"/>
-                <w:rtl w:val="0"/>
-              </w:rPr>
-              <w:t xml:space="preserve">Privacy &amp; Data Protection</w:t>
+                <w:b w:val="1"/>
+                <w:bCs w:val="1"/>
+                <w:sz w:val="26"/>
+                <w:szCs w:val="26"/>
+                <w:rtl w:val="0"/>
+              </w:rPr>
+              <w:t xml:space="preserve">Data Quality</w:t>
+            </w:r>
+            <w:r>
+              <w:rPr>
+                <w:rtl w:val="0"/>
+              </w:rPr>
             </w:r>
           </w:p>
         </w:tc>
@@ -452,7 +498,7 @@
               <w:bottom w:w="100.0" w:type="dxa"/>
               <w:right w:w="100.0" w:type="dxa"/>
             </w:tcMar>
-            <w:vAlign w:val="center"/>
+            <w:vAlign w:val="top"/>
           </w:tcPr>
           <w:p>
             <w:pPr>
@@ -463,7 +509,8 @@
                 <w:right w:color="auto" w:space="0" w:sz="0" w:val="none"/>
                 <w:between w:color="auto" w:space="0" w:sz="0" w:val="none"/>
               </w:pBdr>
-              <w:spacing w:after="60" w:line="252.00000000000003" w:lineRule="auto"/>
+              <w:shd w:fill="ffffff" w:val="clear"/>
+              <w:spacing w:after="240" w:before="240" w:line="268.8" w:lineRule="auto"/>
               <w:rPr>
                 <w:rFonts w:ascii="Times New Roman" w:cs="Times New Roman" w:eastAsia="Times New Roman" w:hAnsi="Times New Roman"/>
                 <w:sz w:val="26"/>
@@ -477,7 +524,7 @@
                 <w:szCs w:val="26"/>
                 <w:rtl w:val="0"/>
               </w:rPr>
-              <w:t xml:space="preserve">Phân loại trường dữ liệu cá nhân; áp dụng masking/tokenization theo policy; kiểm tra dữ liệu sau xử lý; đưa dữ liệu vi phạm vào quarantine.</w:t>
+              <w:t xml:space="preserve">Profiling dữ liệu; định nghĩa và thực thi Rule; phát hiện bất thường; lưu kết quả kiểm tra theo Dataset và run_id.</w:t>
             </w:r>
           </w:p>
         </w:tc>
@@ -485,7 +532,7 @@
       <w:tr>
         <w:trPr>
           <w:cantSplit w:val="0"/>
-          <w:trHeight w:val="675" w:hRule="atLeast"/>
+          <w:trHeight w:val="770" w:hRule="atLeast"/>
           <w:tblHeader w:val="0"/>
         </w:trPr>
         <w:tc>
@@ -502,7 +549,7 @@
               <w:bottom w:w="100.0" w:type="dxa"/>
               <w:right w:w="100.0" w:type="dxa"/>
             </w:tcMar>
-            <w:vAlign w:val="center"/>
+            <w:vAlign w:val="top"/>
           </w:tcPr>
           <w:p>
             <w:pPr>
@@ -513,7 +560,8 @@
                 <w:right w:color="auto" w:space="0" w:sz="0" w:val="none"/>
                 <w:between w:color="auto" w:space="0" w:sz="0" w:val="none"/>
               </w:pBdr>
-              <w:spacing w:after="60" w:line="252.00000000000003" w:lineRule="auto"/>
+              <w:shd w:fill="ffffff" w:val="clear"/>
+              <w:spacing w:after="240" w:before="240" w:line="268.8" w:lineRule="auto"/>
               <w:rPr>
                 <w:rFonts w:ascii="Times New Roman" w:cs="Times New Roman" w:eastAsia="Times New Roman" w:hAnsi="Times New Roman"/>
                 <w:sz w:val="26"/>
@@ -523,11 +571,18 @@
             <w:r>
               <w:rPr>
                 <w:rFonts w:ascii="Times New Roman" w:cs="Times New Roman" w:eastAsia="Times New Roman" w:hAnsi="Times New Roman"/>
-                <w:sz w:val="26"/>
-                <w:szCs w:val="26"/>
-                <w:rtl w:val="0"/>
-              </w:rPr>
-              <w:t xml:space="preserve">ITGC &amp; Evidence </w:t>
+                <w:b w:val="1"/>
+                <w:bCs w:val="1"/>
+                <w:sz w:val="26"/>
+                <w:szCs w:val="26"/>
+                <w:rtl w:val="0"/>
+              </w:rPr>
+              <w:t xml:space="preserve">Privacy &amp; Data Protection</w:t>
+            </w:r>
+            <w:r>
+              <w:rPr>
+                <w:rtl w:val="0"/>
+              </w:rPr>
             </w:r>
           </w:p>
         </w:tc>
@@ -545,7 +600,7 @@
               <w:bottom w:w="100.0" w:type="dxa"/>
               <w:right w:w="100.0" w:type="dxa"/>
             </w:tcMar>
-            <w:vAlign w:val="center"/>
+            <w:vAlign w:val="top"/>
           </w:tcPr>
           <w:p>
             <w:pPr>
@@ -556,7 +611,8 @@
                 <w:right w:color="auto" w:space="0" w:sz="0" w:val="none"/>
                 <w:between w:color="auto" w:space="0" w:sz="0" w:val="none"/>
               </w:pBdr>
-              <w:spacing w:after="60" w:line="252.00000000000003" w:lineRule="auto"/>
+              <w:shd w:fill="ffffff" w:val="clear"/>
+              <w:spacing w:after="240" w:before="240" w:line="268.8" w:lineRule="auto"/>
               <w:rPr>
                 <w:rFonts w:ascii="Times New Roman" w:cs="Times New Roman" w:eastAsia="Times New Roman" w:hAnsi="Times New Roman"/>
                 <w:sz w:val="26"/>
@@ -570,7 +626,7 @@
                 <w:szCs w:val="26"/>
                 <w:rtl w:val="0"/>
               </w:rPr>
-              <w:t xml:space="preserve">Thu thập và đối chiếu metadata về quyền truy cập, phê duyệt, deployment và job; liên kết evidence/log gốc với từng kết quả kiểm soát.</w:t>
+              <w:t xml:space="preserve">Phân loại trường dữ liệu cá nhân; áp dụng masking/tokenization theo Policy; kiểm tra dữ liệu sau xử lý; đưa dữ liệu vi phạm vào quarantine.</w:t>
             </w:r>
           </w:p>
         </w:tc>
@@ -578,7 +634,7 @@
       <w:tr>
         <w:trPr>
           <w:cantSplit w:val="0"/>
-          <w:trHeight w:val="675" w:hRule="atLeast"/>
+          <w:trHeight w:val="770" w:hRule="atLeast"/>
           <w:tblHeader w:val="0"/>
         </w:trPr>
         <w:tc>
@@ -595,7 +651,7 @@
               <w:bottom w:w="100.0" w:type="dxa"/>
               <w:right w:w="100.0" w:type="dxa"/>
             </w:tcMar>
-            <w:vAlign w:val="center"/>
+            <w:vAlign w:val="top"/>
           </w:tcPr>
           <w:p>
             <w:pPr>
@@ -606,7 +662,8 @@
                 <w:right w:color="auto" w:space="0" w:sz="0" w:val="none"/>
                 <w:between w:color="auto" w:space="0" w:sz="0" w:val="none"/>
               </w:pBdr>
-              <w:spacing w:after="60" w:line="252.00000000000003" w:lineRule="auto"/>
+              <w:shd w:fill="ffffff" w:val="clear"/>
+              <w:spacing w:after="240" w:before="240" w:line="268.8" w:lineRule="auto"/>
               <w:rPr>
                 <w:rFonts w:ascii="Times New Roman" w:cs="Times New Roman" w:eastAsia="Times New Roman" w:hAnsi="Times New Roman"/>
                 <w:sz w:val="26"/>
@@ -616,11 +673,18 @@
             <w:r>
               <w:rPr>
                 <w:rFonts w:ascii="Times New Roman" w:cs="Times New Roman" w:eastAsia="Times New Roman" w:hAnsi="Times New Roman"/>
-                <w:sz w:val="26"/>
-                <w:szCs w:val="26"/>
-                <w:rtl w:val="0"/>
-              </w:rPr>
-              <w:t xml:space="preserve">Finding &amp; HITL</w:t>
+                <w:b w:val="1"/>
+                <w:bCs w:val="1"/>
+                <w:sz w:val="26"/>
+                <w:szCs w:val="26"/>
+                <w:rtl w:val="0"/>
+              </w:rPr>
+              <w:t xml:space="preserve">Evidence &amp; Compliance</w:t>
+            </w:r>
+            <w:r>
+              <w:rPr>
+                <w:rtl w:val="0"/>
+              </w:rPr>
             </w:r>
           </w:p>
         </w:tc>
@@ -638,7 +702,7 @@
               <w:bottom w:w="100.0" w:type="dxa"/>
               <w:right w:w="100.0" w:type="dxa"/>
             </w:tcMar>
-            <w:vAlign w:val="center"/>
+            <w:vAlign w:val="top"/>
           </w:tcPr>
           <w:p>
             <w:pPr>
@@ -649,7 +713,8 @@
                 <w:right w:color="auto" w:space="0" w:sz="0" w:val="none"/>
                 <w:between w:color="auto" w:space="0" w:sz="0" w:val="none"/>
               </w:pBdr>
-              <w:spacing w:after="60" w:line="252.00000000000003" w:lineRule="auto"/>
+              <w:shd w:fill="ffffff" w:val="clear"/>
+              <w:spacing w:after="240" w:before="240" w:line="268.8" w:lineRule="auto"/>
               <w:rPr>
                 <w:rFonts w:ascii="Times New Roman" w:cs="Times New Roman" w:eastAsia="Times New Roman" w:hAnsi="Times New Roman"/>
                 <w:sz w:val="26"/>
@@ -663,7 +728,7 @@
                 <w:szCs w:val="26"/>
                 <w:rtl w:val="0"/>
               </w:rPr>
-              <w:t xml:space="preserve">Tổng hợp các kết quả vi phạm liên quan thành finding; phân công xử lý; hỗ trợ duyệt hoặc từ chối đề xuất; lưu lịch sử xử lý và đóng finding.</w:t>
+              <w:t xml:space="preserve">Thu thập và liên kết Evidence với Rule/Control và Result; truy vết nguồn Evidence và lịch sử kiểm tra.</w:t>
             </w:r>
           </w:p>
         </w:tc>
@@ -671,7 +736,7 @@
       <w:tr>
         <w:trPr>
           <w:cantSplit w:val="0"/>
-          <w:trHeight w:val="675" w:hRule="atLeast"/>
+          <w:trHeight w:val="770" w:hRule="atLeast"/>
           <w:tblHeader w:val="0"/>
         </w:trPr>
         <w:tc>
@@ -688,7 +753,7 @@
               <w:bottom w:w="100.0" w:type="dxa"/>
               <w:right w:w="100.0" w:type="dxa"/>
             </w:tcMar>
-            <w:vAlign w:val="center"/>
+            <w:vAlign w:val="top"/>
           </w:tcPr>
           <w:p>
             <w:pPr>
@@ -699,7 +764,8 @@
                 <w:right w:color="auto" w:space="0" w:sz="0" w:val="none"/>
                 <w:between w:color="auto" w:space="0" w:sz="0" w:val="none"/>
               </w:pBdr>
-              <w:spacing w:after="60" w:line="252.00000000000003" w:lineRule="auto"/>
+              <w:shd w:fill="ffffff" w:val="clear"/>
+              <w:spacing w:after="240" w:before="240" w:line="268.8" w:lineRule="auto"/>
               <w:rPr>
                 <w:rFonts w:ascii="Times New Roman" w:cs="Times New Roman" w:eastAsia="Times New Roman" w:hAnsi="Times New Roman"/>
                 <w:sz w:val="26"/>
@@ -709,11 +775,18 @@
             <w:r>
               <w:rPr>
                 <w:rFonts w:ascii="Times New Roman" w:cs="Times New Roman" w:eastAsia="Times New Roman" w:hAnsi="Times New Roman"/>
-                <w:sz w:val="26"/>
-                <w:szCs w:val="26"/>
-                <w:rtl w:val="0"/>
-              </w:rPr>
-              <w:t xml:space="preserve">AI Assistant</w:t>
+                <w:b w:val="1"/>
+                <w:bCs w:val="1"/>
+                <w:sz w:val="26"/>
+                <w:szCs w:val="26"/>
+                <w:rtl w:val="0"/>
+              </w:rPr>
+              <w:t xml:space="preserve">Finding &amp; HITL</w:t>
+            </w:r>
+            <w:r>
+              <w:rPr>
+                <w:rtl w:val="0"/>
+              </w:rPr>
             </w:r>
           </w:p>
         </w:tc>
@@ -731,7 +804,7 @@
               <w:bottom w:w="100.0" w:type="dxa"/>
               <w:right w:w="100.0" w:type="dxa"/>
             </w:tcMar>
-            <w:vAlign w:val="center"/>
+            <w:vAlign w:val="top"/>
           </w:tcPr>
           <w:p>
             <w:pPr>
@@ -742,7 +815,8 @@
                 <w:right w:color="auto" w:space="0" w:sz="0" w:val="none"/>
                 <w:between w:color="auto" w:space="0" w:sz="0" w:val="none"/>
               </w:pBdr>
-              <w:spacing w:after="60" w:line="252.00000000000003" w:lineRule="auto"/>
+              <w:shd w:fill="ffffff" w:val="clear"/>
+              <w:spacing w:after="240" w:before="240" w:line="268.8" w:lineRule="auto"/>
               <w:rPr>
                 <w:rFonts w:ascii="Times New Roman" w:cs="Times New Roman" w:eastAsia="Times New Roman" w:hAnsi="Times New Roman"/>
                 <w:sz w:val="26"/>
@@ -756,7 +830,7 @@
                 <w:szCs w:val="26"/>
                 <w:rtl w:val="0"/>
               </w:rPr>
-              <w:t xml:space="preserve">Hỗ trợ giải thích kết quả kiểm tra và evidence; tóm tắt vấn đề; đề xuất nguyên nhân có thể xảy ra và hướng xử lý để người dùng xem xét.</w:t>
+              <w:t xml:space="preserve">Tổng hợp các kết quả vi phạm thành Finding; theo dõi xử lý; hiển thị đề xuất của AI Agent; hỗ trợ người dùng xem xét và phê duyệt.</w:t>
             </w:r>
           </w:p>
         </w:tc>
@@ -764,7 +838,7 @@
       <w:tr>
         <w:trPr>
           <w:cantSplit w:val="0"/>
-          <w:trHeight w:val="675" w:hRule="atLeast"/>
+          <w:trHeight w:val="1040" w:hRule="atLeast"/>
           <w:tblHeader w:val="0"/>
         </w:trPr>
         <w:tc>
@@ -781,7 +855,7 @@
               <w:bottom w:w="100.0" w:type="dxa"/>
               <w:right w:w="100.0" w:type="dxa"/>
             </w:tcMar>
-            <w:vAlign w:val="center"/>
+            <w:vAlign w:val="top"/>
           </w:tcPr>
           <w:p>
             <w:pPr>
@@ -792,7 +866,8 @@
                 <w:right w:color="auto" w:space="0" w:sz="0" w:val="none"/>
                 <w:between w:color="auto" w:space="0" w:sz="0" w:val="none"/>
               </w:pBdr>
-              <w:spacing w:after="60" w:line="252.00000000000003" w:lineRule="auto"/>
+              <w:shd w:fill="ffffff" w:val="clear"/>
+              <w:spacing w:after="240" w:before="240" w:line="268.8" w:lineRule="auto"/>
               <w:rPr>
                 <w:rFonts w:ascii="Times New Roman" w:cs="Times New Roman" w:eastAsia="Times New Roman" w:hAnsi="Times New Roman"/>
                 <w:sz w:val="26"/>
@@ -802,11 +877,18 @@
             <w:r>
               <w:rPr>
                 <w:rFonts w:ascii="Times New Roman" w:cs="Times New Roman" w:eastAsia="Times New Roman" w:hAnsi="Times New Roman"/>
-                <w:sz w:val="26"/>
-                <w:szCs w:val="26"/>
-                <w:rtl w:val="0"/>
-              </w:rPr>
-              <w:t xml:space="preserve">Quản trị ứng dụng</w:t>
+                <w:b w:val="1"/>
+                <w:bCs w:val="1"/>
+                <w:sz w:val="26"/>
+                <w:szCs w:val="26"/>
+                <w:rtl w:val="0"/>
+              </w:rPr>
+              <w:t xml:space="preserve">AI Agent</w:t>
+            </w:r>
+            <w:r>
+              <w:rPr>
+                <w:rtl w:val="0"/>
+              </w:rPr>
             </w:r>
           </w:p>
         </w:tc>
@@ -824,7 +906,7 @@
               <w:bottom w:w="100.0" w:type="dxa"/>
               <w:right w:w="100.0" w:type="dxa"/>
             </w:tcMar>
-            <w:vAlign w:val="center"/>
+            <w:vAlign w:val="top"/>
           </w:tcPr>
           <w:p>
             <w:pPr>
@@ -835,7 +917,8 @@
                 <w:right w:color="auto" w:space="0" w:sz="0" w:val="none"/>
                 <w:between w:color="auto" w:space="0" w:sz="0" w:val="none"/>
               </w:pBdr>
-              <w:spacing w:after="60" w:line="252.00000000000003" w:lineRule="auto"/>
+              <w:shd w:fill="ffffff" w:val="clear"/>
+              <w:spacing w:after="240" w:before="240" w:line="268.8" w:lineRule="auto"/>
               <w:rPr>
                 <w:rFonts w:ascii="Times New Roman" w:cs="Times New Roman" w:eastAsia="Times New Roman" w:hAnsi="Times New Roman"/>
                 <w:sz w:val="26"/>
@@ -849,7 +932,211 @@
                 <w:szCs w:val="26"/>
                 <w:rtl w:val="0"/>
               </w:rPr>
-              <w:t xml:space="preserve">Xác thực người dùng bằng JWT; phân quyền theo role và phạm vi dataset; ghi nhận audit log đối với các thao tác quan trọng trên hệ thống.</w:t>
+              <w:t xml:space="preserve">Phân tích Dataset; đề xuất Compliance Case; điều phối quá trình kiểm tra; phân tích Result/Evidence/Finding; hỗ trợ RCA và đề xuất hướng xử lý.</w:t>
+            </w:r>
+          </w:p>
+        </w:tc>
+      </w:tr>
+      <w:tr>
+        <w:trPr>
+          <w:cantSplit w:val="0"/>
+          <w:trHeight w:val="770" w:hRule="atLeast"/>
+          <w:tblHeader w:val="0"/>
+        </w:trPr>
+        <w:tc>
+          <w:tcPr>
+            <w:tcBorders>
+              <w:top w:color="000000" w:space="0" w:sz="4" w:val="single"/>
+              <w:left w:color="000000" w:space="0" w:sz="4" w:val="single"/>
+              <w:bottom w:color="000000" w:space="0" w:sz="4" w:val="single"/>
+              <w:right w:color="000000" w:space="0" w:sz="4" w:val="single"/>
+            </w:tcBorders>
+            <w:tcMar>
+              <w:top w:w="100.0" w:type="dxa"/>
+              <w:left w:w="100.0" w:type="dxa"/>
+              <w:bottom w:w="100.0" w:type="dxa"/>
+              <w:right w:w="100.0" w:type="dxa"/>
+            </w:tcMar>
+            <w:vAlign w:val="top"/>
+          </w:tcPr>
+          <w:p>
+            <w:pPr>
+              <w:pBdr>
+                <w:top w:color="auto" w:space="0" w:sz="0" w:val="none"/>
+                <w:left w:color="auto" w:space="0" w:sz="0" w:val="none"/>
+                <w:bottom w:color="auto" w:space="0" w:sz="0" w:val="none"/>
+                <w:right w:color="auto" w:space="0" w:sz="0" w:val="none"/>
+                <w:between w:color="auto" w:space="0" w:sz="0" w:val="none"/>
+              </w:pBdr>
+              <w:shd w:fill="ffffff" w:val="clear"/>
+              <w:spacing w:after="240" w:before="240" w:line="268.8" w:lineRule="auto"/>
+              <w:rPr>
+                <w:rFonts w:ascii="Times New Roman" w:cs="Times New Roman" w:eastAsia="Times New Roman" w:hAnsi="Times New Roman"/>
+                <w:sz w:val="26"/>
+                <w:szCs w:val="26"/>
+              </w:rPr>
+            </w:pPr>
+            <w:r>
+              <w:rPr>
+                <w:rFonts w:ascii="Times New Roman" w:cs="Times New Roman" w:eastAsia="Times New Roman" w:hAnsi="Times New Roman"/>
+                <w:b w:val="1"/>
+                <w:bCs w:val="1"/>
+                <w:sz w:val="26"/>
+                <w:szCs w:val="26"/>
+                <w:rtl w:val="0"/>
+              </w:rPr>
+              <w:t xml:space="preserve">Policy &amp; Rule Adaptation</w:t>
+            </w:r>
+            <w:r>
+              <w:rPr>
+                <w:rtl w:val="0"/>
+              </w:rPr>
+            </w:r>
+          </w:p>
+        </w:tc>
+        <w:tc>
+          <w:tcPr>
+            <w:tcBorders>
+              <w:top w:color="000000" w:space="0" w:sz="4" w:val="single"/>
+              <w:left w:color="000000" w:space="0" w:sz="4" w:val="single"/>
+              <w:bottom w:color="000000" w:space="0" w:sz="4" w:val="single"/>
+              <w:right w:color="000000" w:space="0" w:sz="4" w:val="single"/>
+            </w:tcBorders>
+            <w:tcMar>
+              <w:top w:w="100.0" w:type="dxa"/>
+              <w:left w:w="100.0" w:type="dxa"/>
+              <w:bottom w:w="100.0" w:type="dxa"/>
+              <w:right w:w="100.0" w:type="dxa"/>
+            </w:tcMar>
+            <w:vAlign w:val="top"/>
+          </w:tcPr>
+          <w:p>
+            <w:pPr>
+              <w:pBdr>
+                <w:top w:color="auto" w:space="0" w:sz="0" w:val="none"/>
+                <w:left w:color="auto" w:space="0" w:sz="0" w:val="none"/>
+                <w:bottom w:color="auto" w:space="0" w:sz="0" w:val="none"/>
+                <w:right w:color="auto" w:space="0" w:sz="0" w:val="none"/>
+                <w:between w:color="auto" w:space="0" w:sz="0" w:val="none"/>
+              </w:pBdr>
+              <w:shd w:fill="ffffff" w:val="clear"/>
+              <w:spacing w:after="240" w:before="240" w:line="268.8" w:lineRule="auto"/>
+              <w:rPr>
+                <w:rFonts w:ascii="Times New Roman" w:cs="Times New Roman" w:eastAsia="Times New Roman" w:hAnsi="Times New Roman"/>
+                <w:sz w:val="26"/>
+                <w:szCs w:val="26"/>
+              </w:rPr>
+            </w:pPr>
+            <w:r>
+              <w:rPr>
+                <w:rFonts w:ascii="Times New Roman" w:cs="Times New Roman" w:eastAsia="Times New Roman" w:hAnsi="Times New Roman"/>
+                <w:sz w:val="26"/>
+                <w:szCs w:val="26"/>
+                <w:rtl w:val="0"/>
+              </w:rPr>
+              <w:t xml:space="preserve">Khi có Policy mới, AI Agent phân tích và đề xuất Rule/Control; hỗ trợ kiểm tra, review và phê duyệt trước khi kích hoạt.</w:t>
+            </w:r>
+          </w:p>
+        </w:tc>
+      </w:tr>
+      <w:tr>
+        <w:trPr>
+          <w:cantSplit w:val="0"/>
+          <w:trHeight w:val="770" w:hRule="atLeast"/>
+          <w:tblHeader w:val="0"/>
+        </w:trPr>
+        <w:tc>
+          <w:tcPr>
+            <w:tcBorders>
+              <w:top w:color="000000" w:space="0" w:sz="4" w:val="single"/>
+              <w:left w:color="000000" w:space="0" w:sz="4" w:val="single"/>
+              <w:bottom w:color="000000" w:space="0" w:sz="4" w:val="single"/>
+              <w:right w:color="000000" w:space="0" w:sz="4" w:val="single"/>
+            </w:tcBorders>
+            <w:tcMar>
+              <w:top w:w="100.0" w:type="dxa"/>
+              <w:left w:w="100.0" w:type="dxa"/>
+              <w:bottom w:w="100.0" w:type="dxa"/>
+              <w:right w:w="100.0" w:type="dxa"/>
+            </w:tcMar>
+            <w:vAlign w:val="top"/>
+          </w:tcPr>
+          <w:p>
+            <w:pPr>
+              <w:pBdr>
+                <w:top w:color="auto" w:space="0" w:sz="0" w:val="none"/>
+                <w:left w:color="auto" w:space="0" w:sz="0" w:val="none"/>
+                <w:bottom w:color="auto" w:space="0" w:sz="0" w:val="none"/>
+                <w:right w:color="auto" w:space="0" w:sz="0" w:val="none"/>
+                <w:between w:color="auto" w:space="0" w:sz="0" w:val="none"/>
+              </w:pBdr>
+              <w:shd w:fill="ffffff" w:val="clear"/>
+              <w:spacing w:after="240" w:before="240" w:line="268.8" w:lineRule="auto"/>
+              <w:rPr>
+                <w:rFonts w:ascii="Times New Roman" w:cs="Times New Roman" w:eastAsia="Times New Roman" w:hAnsi="Times New Roman"/>
+                <w:sz w:val="26"/>
+                <w:szCs w:val="26"/>
+              </w:rPr>
+            </w:pPr>
+            <w:r>
+              <w:rPr>
+                <w:rFonts w:ascii="Times New Roman" w:cs="Times New Roman" w:eastAsia="Times New Roman" w:hAnsi="Times New Roman"/>
+                <w:b w:val="1"/>
+                <w:bCs w:val="1"/>
+                <w:sz w:val="26"/>
+                <w:szCs w:val="26"/>
+                <w:rtl w:val="0"/>
+              </w:rPr>
+              <w:t xml:space="preserve">Quản trị ứng dụng</w:t>
+            </w:r>
+            <w:r>
+              <w:rPr>
+                <w:rtl w:val="0"/>
+              </w:rPr>
+            </w:r>
+          </w:p>
+        </w:tc>
+        <w:tc>
+          <w:tcPr>
+            <w:tcBorders>
+              <w:top w:color="000000" w:space="0" w:sz="4" w:val="single"/>
+              <w:left w:color="000000" w:space="0" w:sz="4" w:val="single"/>
+              <w:bottom w:color="000000" w:space="0" w:sz="4" w:val="single"/>
+              <w:right w:color="000000" w:space="0" w:sz="4" w:val="single"/>
+            </w:tcBorders>
+            <w:tcMar>
+              <w:top w:w="100.0" w:type="dxa"/>
+              <w:left w:w="100.0" w:type="dxa"/>
+              <w:bottom w:w="100.0" w:type="dxa"/>
+              <w:right w:w="100.0" w:type="dxa"/>
+            </w:tcMar>
+            <w:vAlign w:val="top"/>
+          </w:tcPr>
+          <w:p>
+            <w:pPr>
+              <w:pBdr>
+                <w:top w:color="auto" w:space="0" w:sz="0" w:val="none"/>
+                <w:left w:color="auto" w:space="0" w:sz="0" w:val="none"/>
+                <w:bottom w:color="auto" w:space="0" w:sz="0" w:val="none"/>
+                <w:right w:color="auto" w:space="0" w:sz="0" w:val="none"/>
+                <w:between w:color="auto" w:space="0" w:sz="0" w:val="none"/>
+              </w:pBdr>
+              <w:shd w:fill="ffffff" w:val="clear"/>
+              <w:spacing w:after="240" w:before="240" w:line="268.8" w:lineRule="auto"/>
+              <w:rPr>
+                <w:rFonts w:ascii="Times New Roman" w:cs="Times New Roman" w:eastAsia="Times New Roman" w:hAnsi="Times New Roman"/>
+                <w:sz w:val="26"/>
+                <w:szCs w:val="26"/>
+              </w:rPr>
+            </w:pPr>
+            <w:r>
+              <w:rPr>
+                <w:rFonts w:ascii="Times New Roman" w:cs="Times New Roman" w:eastAsia="Times New Roman" w:hAnsi="Times New Roman"/>
+                <w:sz w:val="26"/>
+                <w:szCs w:val="26"/>
+                <w:rtl w:val="0"/>
+              </w:rPr>
+              <w:t xml:space="preserve">Xác thực người dùng; phân quyền theo role và phạm vi Dataset; ghi nhận audit log đối với các thao tác quan trọng trên hệ thống.</w:t>
             </w:r>
           </w:p>
         </w:tc>
@@ -1213,7 +1500,7 @@
         <w:rPr>
           <w:rtl w:val="0"/>
         </w:rPr>
-        <w:t xml:space="preserve">2.2. Hệ thống giám sát DataTrust OS</w:t>
+        <w:t xml:space="preserve">2.2. Hệ thống DataTrust OS và AI Agent</w:t>
       </w:r>
     </w:p>
     <w:p>
@@ -1232,16 +1519,7 @@
           <w:szCs w:val="26"/>
           <w:rtl w:val="0"/>
         </w:rPr>
-        <w:t xml:space="preserve">DataTrust OS thu thậ</w:t>
-      </w:r>
-      <w:r>
-        <w:rPr>
-          <w:rFonts w:ascii="Times New Roman" w:cs="Times New Roman" w:eastAsia="Times New Roman" w:hAnsi="Times New Roman"/>
-          <w:sz w:val="26"/>
-          <w:szCs w:val="26"/>
-          <w:rtl w:val="0"/>
-        </w:rPr>
-        <w:t xml:space="preserve">p log và metadata từ các nguồn như DB, IAM, Git/CI-CD, hệ thống nghiệp vụ và pipeline dữ liệu.</w:t>
+        <w:t xml:space="preserve">DataTrust OS được thiết kế theo mô hình trong đó AI Agent là lớp điều phối và thích ứng của hệ thống. AI Agent không thay thế các thành phần thực thi xác định như Airflow hoặc Rule Engine mà sử dụng chúng như các công cụ để thực hiện kiểm tra.</w:t>
       </w:r>
     </w:p>
     <w:p>
@@ -1260,26 +1538,7 @@
           <w:szCs w:val="26"/>
           <w:rtl w:val="0"/>
         </w:rPr>
-        <w:t xml:space="preserve">Các thông tin này được chuẩn hóa thành evidence và đối chiếu với các policy/rule để tạo kết quả kiểm tra và phát hiện vấn đề.</w:t>
-      </w:r>
-    </w:p>
-    <w:p>
-      <w:pPr>
-        <w:spacing w:after="240" w:before="240" w:lineRule="auto"/>
-        <w:rPr>
-          <w:rFonts w:ascii="Times New Roman" w:cs="Times New Roman" w:eastAsia="Times New Roman" w:hAnsi="Times New Roman"/>
-          <w:sz w:val="26"/>
-          <w:szCs w:val="26"/>
-        </w:rPr>
-      </w:pPr>
-      <w:r>
-        <w:rPr>
-          <w:rFonts w:ascii="Times New Roman" w:cs="Times New Roman" w:eastAsia="Times New Roman" w:hAnsi="Times New Roman"/>
-          <w:sz w:val="26"/>
-          <w:szCs w:val="26"/>
-          <w:rtl w:val="0"/>
-        </w:rPr>
-        <w:t xml:space="preserve">Luồng tổng quát:</w:t>
+        <w:t xml:space="preserve">Luồng chính:</w:t>
       </w:r>
     </w:p>
     <w:p>
@@ -1295,14 +1554,14 @@
       </w:pPr>
       <w:r>
         <w:rPr>
-          <w:rFonts w:ascii="Caudex" w:cs="Caudex" w:eastAsia="Caudex" w:hAnsi="Caudex"/>
+          <w:rFonts w:ascii="Cardo" w:cs="Cardo" w:eastAsia="Cardo" w:hAnsi="Cardo"/>
           <w:b w:val="1"/>
           <w:bCs w:val="1"/>
           <w:sz w:val="26"/>
           <w:szCs w:val="26"/>
           <w:rtl w:val="0"/>
         </w:rPr>
-        <w:t xml:space="preserve">Nguồn dữ liệu/log → Evidence → Policy/Rule → Result → Finding → Dashboard/HITL</w:t>
+        <w:t xml:space="preserve">Dataset → AI Agent → Compliance Case → Rule/Control → Execution → Result/Evidence → Finding → AI Analysis → HITL</w:t>
       </w:r>
     </w:p>
     <w:p>
@@ -1321,16 +1580,175 @@
           <w:szCs w:val="26"/>
           <w:rtl w:val="0"/>
         </w:rPr>
-        <w:t xml:space="preserve">Dashboard hỗ trợ theo dõi trạng thái tuân thủ; AI Assistant hỗ trợ giải thích evidence, tóm tắt nguyên nhân và đề</w:t>
-      </w:r>
-      <w:r>
-        <w:rPr>
-          <w:rFonts w:ascii="Times New Roman" w:cs="Times New Roman" w:eastAsia="Times New Roman" w:hAnsi="Times New Roman"/>
-          <w:sz w:val="26"/>
-          <w:szCs w:val="26"/>
-          <w:rtl w:val="0"/>
-        </w:rPr>
-        <w:t xml:space="preserve"> xuất hướng xử lý. Các quyết định quan trọng vẫn được người có thẩm quyền xem xét thông qua Human-in-the-Loop (HITL).</w:t>
+        <w:t xml:space="preserve">Quá trình hoạt động gồm:</w:t>
+      </w:r>
+    </w:p>
+    <w:p>
+      <w:pPr>
+        <w:numPr>
+          <w:ilvl w:val="0"/>
+          <w:numId w:val="11"/>
+        </w:numPr>
+        <w:spacing w:after="0" w:afterAutospacing="0" w:before="240" w:lineRule="auto"/>
+        <w:ind w:left="720" w:hanging="360"/>
+        <w:rPr>
+          <w:rFonts w:ascii="Times New Roman" w:cs="Times New Roman" w:eastAsia="Times New Roman" w:hAnsi="Times New Roman"/>
+          <w:sz w:val="26"/>
+          <w:szCs w:val="26"/>
+        </w:rPr>
+      </w:pPr>
+      <w:r>
+        <w:rPr>
+          <w:rFonts w:ascii="Times New Roman" w:cs="Times New Roman" w:eastAsia="Times New Roman" w:hAnsi="Times New Roman"/>
+          <w:sz w:val="26"/>
+          <w:szCs w:val="26"/>
+          <w:rtl w:val="0"/>
+        </w:rPr>
+        <w:t xml:space="preserve">Người dùng lựa chọn Dataset cần kiểm tra.</w:t>
+      </w:r>
+    </w:p>
+    <w:p>
+      <w:pPr>
+        <w:numPr>
+          <w:ilvl w:val="0"/>
+          <w:numId w:val="11"/>
+        </w:numPr>
+        <w:spacing w:after="0" w:afterAutospacing="0" w:before="0" w:beforeAutospacing="0" w:lineRule="auto"/>
+        <w:ind w:left="720" w:hanging="360"/>
+        <w:rPr>
+          <w:rFonts w:ascii="Times New Roman" w:cs="Times New Roman" w:eastAsia="Times New Roman" w:hAnsi="Times New Roman"/>
+          <w:sz w:val="26"/>
+          <w:szCs w:val="26"/>
+        </w:rPr>
+      </w:pPr>
+      <w:r>
+        <w:rPr>
+          <w:rFonts w:ascii="Times New Roman" w:cs="Times New Roman" w:eastAsia="Times New Roman" w:hAnsi="Times New Roman"/>
+          <w:sz w:val="26"/>
+          <w:szCs w:val="26"/>
+          <w:rtl w:val="0"/>
+        </w:rPr>
+        <w:t xml:space="preserve">AI Agent phân tích Dataset và đề xuất Compliance Case/Control phù hợp.</w:t>
+      </w:r>
+    </w:p>
+    <w:p>
+      <w:pPr>
+        <w:numPr>
+          <w:ilvl w:val="0"/>
+          <w:numId w:val="11"/>
+        </w:numPr>
+        <w:spacing w:after="0" w:afterAutospacing="0" w:before="0" w:beforeAutospacing="0" w:lineRule="auto"/>
+        <w:ind w:left="720" w:hanging="360"/>
+        <w:rPr>
+          <w:rFonts w:ascii="Times New Roman" w:cs="Times New Roman" w:eastAsia="Times New Roman" w:hAnsi="Times New Roman"/>
+          <w:sz w:val="26"/>
+          <w:szCs w:val="26"/>
+        </w:rPr>
+      </w:pPr>
+      <w:r>
+        <w:rPr>
+          <w:rFonts w:ascii="Times New Roman" w:cs="Times New Roman" w:eastAsia="Times New Roman" w:hAnsi="Times New Roman"/>
+          <w:sz w:val="26"/>
+          <w:szCs w:val="26"/>
+          <w:rtl w:val="0"/>
+        </w:rPr>
+        <w:t xml:space="preserve">Người dùng xác nhận Case được sử dụng.</w:t>
+      </w:r>
+    </w:p>
+    <w:p>
+      <w:pPr>
+        <w:numPr>
+          <w:ilvl w:val="0"/>
+          <w:numId w:val="11"/>
+        </w:numPr>
+        <w:spacing w:after="0" w:afterAutospacing="0" w:before="0" w:beforeAutospacing="0" w:lineRule="auto"/>
+        <w:ind w:left="720" w:hanging="360"/>
+        <w:rPr>
+          <w:rFonts w:ascii="Times New Roman" w:cs="Times New Roman" w:eastAsia="Times New Roman" w:hAnsi="Times New Roman"/>
+          <w:sz w:val="26"/>
+          <w:szCs w:val="26"/>
+        </w:rPr>
+      </w:pPr>
+      <w:r>
+        <w:rPr>
+          <w:rFonts w:ascii="Times New Roman" w:cs="Times New Roman" w:eastAsia="Times New Roman" w:hAnsi="Times New Roman"/>
+          <w:sz w:val="26"/>
+          <w:szCs w:val="26"/>
+          <w:rtl w:val="0"/>
+        </w:rPr>
+        <w:t xml:space="preserve">AI Agent điều phối các bước kiểm tra thông qua các workflow và Rule Engine.</w:t>
+      </w:r>
+    </w:p>
+    <w:p>
+      <w:pPr>
+        <w:numPr>
+          <w:ilvl w:val="0"/>
+          <w:numId w:val="11"/>
+        </w:numPr>
+        <w:spacing w:after="0" w:afterAutospacing="0" w:before="0" w:beforeAutospacing="0" w:lineRule="auto"/>
+        <w:ind w:left="720" w:hanging="360"/>
+        <w:rPr>
+          <w:rFonts w:ascii="Times New Roman" w:cs="Times New Roman" w:eastAsia="Times New Roman" w:hAnsi="Times New Roman"/>
+          <w:sz w:val="26"/>
+          <w:szCs w:val="26"/>
+        </w:rPr>
+      </w:pPr>
+      <w:r>
+        <w:rPr>
+          <w:rFonts w:ascii="Times New Roman" w:cs="Times New Roman" w:eastAsia="Times New Roman" w:hAnsi="Times New Roman"/>
+          <w:sz w:val="26"/>
+          <w:szCs w:val="26"/>
+          <w:rtl w:val="0"/>
+        </w:rPr>
+        <w:t xml:space="preserve">Hệ thống tạo Result, Evidence và Finding tương ứng.</w:t>
+      </w:r>
+    </w:p>
+    <w:p>
+      <w:pPr>
+        <w:numPr>
+          <w:ilvl w:val="0"/>
+          <w:numId w:val="11"/>
+        </w:numPr>
+        <w:spacing w:after="0" w:afterAutospacing="0" w:before="0" w:beforeAutospacing="0" w:lineRule="auto"/>
+        <w:ind w:left="720" w:hanging="360"/>
+        <w:rPr>
+          <w:rFonts w:ascii="Times New Roman" w:cs="Times New Roman" w:eastAsia="Times New Roman" w:hAnsi="Times New Roman"/>
+          <w:sz w:val="26"/>
+          <w:szCs w:val="26"/>
+        </w:rPr>
+      </w:pPr>
+      <w:r>
+        <w:rPr>
+          <w:rFonts w:ascii="Times New Roman" w:cs="Times New Roman" w:eastAsia="Times New Roman" w:hAnsi="Times New Roman"/>
+          <w:sz w:val="26"/>
+          <w:szCs w:val="26"/>
+          <w:rtl w:val="0"/>
+        </w:rPr>
+        <w:t xml:space="preserve">AI Agent phân tích kết quả, hỗ trợ Root Cause Analysis và đề xuất hướng xử lý.</w:t>
+      </w:r>
+    </w:p>
+    <w:p>
+      <w:pPr>
+        <w:numPr>
+          <w:ilvl w:val="0"/>
+          <w:numId w:val="11"/>
+        </w:numPr>
+        <w:spacing w:after="240" w:before="0" w:beforeAutospacing="0" w:lineRule="auto"/>
+        <w:ind w:left="720" w:hanging="360"/>
+        <w:rPr>
+          <w:rFonts w:ascii="Times New Roman" w:cs="Times New Roman" w:eastAsia="Times New Roman" w:hAnsi="Times New Roman"/>
+          <w:sz w:val="26"/>
+          <w:szCs w:val="26"/>
+        </w:rPr>
+      </w:pPr>
+      <w:r>
+        <w:rPr>
+          <w:rFonts w:ascii="Times New Roman" w:cs="Times New Roman" w:eastAsia="Times New Roman" w:hAnsi="Times New Roman"/>
+          <w:sz w:val="26"/>
+          <w:szCs w:val="26"/>
+          <w:rtl w:val="0"/>
+        </w:rPr>
+        <w:t xml:space="preserve">Người dùng xem xét và phê duyệt các đề xuất cần HITL.</w:t>
       </w:r>
     </w:p>
     <w:p>
@@ -1349,25 +1767,26 @@
           <w:szCs w:val="26"/>
           <w:rtl w:val="0"/>
         </w:rPr>
-        <w:t xml:space="preserve">DataTrust OS hoạt động theo cơ chế </w:t>
-      </w:r>
-      <w:r>
-        <w:rPr>
-          <w:rFonts w:ascii="Times New Roman" w:cs="Times New Roman" w:eastAsia="Times New Roman" w:hAnsi="Times New Roman"/>
-          <w:sz w:val="26"/>
-          <w:szCs w:val="26"/>
-          <w:rtl w:val="0"/>
-        </w:rPr>
-        <w:t xml:space="preserve">read-only</w:t>
-      </w:r>
-      <w:r>
-        <w:rPr>
-          <w:rFonts w:ascii="Times New Roman" w:cs="Times New Roman" w:eastAsia="Times New Roman" w:hAnsi="Times New Roman"/>
-          <w:sz w:val="26"/>
-          <w:szCs w:val="26"/>
-          <w:rtl w:val="0"/>
-        </w:rPr>
-        <w:t xml:space="preserve"> (thu thập log và metadata để giám sát mà không trực tiếp sửa dữ liệu hoặc thay đổi quyền trên hệ thống nguồn).</w:t>
+        <w:t xml:space="preserve">Airflow chịu trách nhiệm điều phối các workflow thực thi; Rule Engine chịu trách nhiệm đánh giá các điều kiện tuân thủ một cách xác định. AI Agent đóng vai trò lựa chọn, điều phối, phân tích và đề xuất dựa trên trạng thái thực tế của quá trình kiểm tra.</w:t>
+      </w:r>
+    </w:p>
+    <w:p>
+      <w:pPr>
+        <w:spacing w:after="240" w:before="240" w:lineRule="auto"/>
+        <w:rPr>
+          <w:rFonts w:ascii="Times New Roman" w:cs="Times New Roman" w:eastAsia="Times New Roman" w:hAnsi="Times New Roman"/>
+          <w:sz w:val="26"/>
+          <w:szCs w:val="26"/>
+        </w:rPr>
+      </w:pPr>
+      <w:r>
+        <w:rPr>
+          <w:rFonts w:ascii="Times New Roman" w:cs="Times New Roman" w:eastAsia="Times New Roman" w:hAnsi="Times New Roman"/>
+          <w:sz w:val="26"/>
+          <w:szCs w:val="26"/>
+          <w:rtl w:val="0"/>
+        </w:rPr>
+        <w:t xml:space="preserve">DataTrust OS vẫn hoạt động theo cơ chế read-only đối với hệ thống nguồn.</w:t>
       </w:r>
       <w:r>
         <w:rPr>
@@ -1501,7 +1920,7 @@
         <w:rPr>
           <w:rtl w:val="0"/>
         </w:rPr>
-        <w:t xml:space="preserve">2.4. AI Assistant</w:t>
+        <w:t xml:space="preserve">2.4. AI Agent</w:t>
       </w:r>
     </w:p>
     <w:p>
@@ -1520,69 +1939,49 @@
           <w:szCs w:val="26"/>
           <w:rtl w:val="0"/>
         </w:rPr>
-        <w:t xml:space="preserve">AI Assistant hỗ trợ người dùng hiểu và xử lý các vấn đề được hệ thống phát hiện. AI không thay thế Rule Engine mà sử dụng </w:t>
-      </w:r>
-      <w:r>
+        <w:t xml:space="preserve">AI Agent là thành phần trung tâm trong quá trình tương tác và điều phối kiểm soát của DataTrust OS. AI Agent không thay thế Rule Engine mà sử dụng các workflow, Rule Engine và các công cụ truy xuất Evidence để thực hiện và phân tích quá trình kiểm tra.</w:t>
+      </w:r>
+    </w:p>
+    <w:p>
+      <w:pPr>
+        <w:spacing w:after="240" w:before="240" w:lineRule="auto"/>
+        <w:rPr>
+          <w:rFonts w:ascii="Times New Roman" w:cs="Times New Roman" w:eastAsia="Times New Roman" w:hAnsi="Times New Roman"/>
+          <w:sz w:val="26"/>
+          <w:szCs w:val="26"/>
+        </w:rPr>
+      </w:pPr>
+      <w:r>
+        <w:rPr>
+          <w:rFonts w:ascii="Times New Roman" w:cs="Times New Roman" w:eastAsia="Times New Roman" w:hAnsi="Times New Roman"/>
+          <w:sz w:val="26"/>
+          <w:szCs w:val="26"/>
+          <w:rtl w:val="0"/>
+        </w:rPr>
+        <w:t xml:space="preserve">Luồng tổng quát:</w:t>
+      </w:r>
+    </w:p>
+    <w:p>
+      <w:pPr>
+        <w:spacing w:after="240" w:before="240" w:lineRule="auto"/>
         <w:rPr>
           <w:rFonts w:ascii="Times New Roman" w:cs="Times New Roman" w:eastAsia="Times New Roman" w:hAnsi="Times New Roman"/>
           <w:b w:val="1"/>
           <w:bCs w:val="1"/>
           <w:sz w:val="26"/>
           <w:szCs w:val="26"/>
-          <w:rtl w:val="0"/>
-        </w:rPr>
-        <w:t xml:space="preserve">result, evidence, finding và policy/rule</w:t>
-      </w:r>
-      <w:r>
-        <w:rPr>
-          <w:rFonts w:ascii="Times New Roman" w:cs="Times New Roman" w:eastAsia="Times New Roman" w:hAnsi="Times New Roman"/>
-          <w:sz w:val="26"/>
-          <w:szCs w:val="26"/>
-          <w:rtl w:val="0"/>
-        </w:rPr>
-        <w:t xml:space="preserve"> làm ngữ cảnh để phân tích.</w:t>
-      </w:r>
-    </w:p>
-    <w:p>
-      <w:pPr>
-        <w:spacing w:after="240" w:before="240" w:lineRule="auto"/>
-        <w:rPr>
-          <w:rFonts w:ascii="Times New Roman" w:cs="Times New Roman" w:eastAsia="Times New Roman" w:hAnsi="Times New Roman"/>
-          <w:sz w:val="26"/>
-          <w:szCs w:val="26"/>
-        </w:rPr>
-      </w:pPr>
-      <w:r>
-        <w:rPr>
-          <w:rFonts w:ascii="Times New Roman" w:cs="Times New Roman" w:eastAsia="Times New Roman" w:hAnsi="Times New Roman"/>
-          <w:sz w:val="26"/>
-          <w:szCs w:val="26"/>
-          <w:rtl w:val="0"/>
-        </w:rPr>
-        <w:t xml:space="preserve">Luồng tổng quát:</w:t>
-      </w:r>
-    </w:p>
-    <w:p>
-      <w:pPr>
-        <w:spacing w:after="240" w:before="240" w:lineRule="auto"/>
-        <w:rPr>
-          <w:rFonts w:ascii="Times New Roman" w:cs="Times New Roman" w:eastAsia="Times New Roman" w:hAnsi="Times New Roman"/>
+        </w:rPr>
+      </w:pPr>
+      <w:r>
+        <w:rPr>
+          <w:rFonts w:ascii="Cardo" w:cs="Cardo" w:eastAsia="Cardo" w:hAnsi="Cardo"/>
           <w:b w:val="1"/>
           <w:bCs w:val="1"/>
           <w:sz w:val="26"/>
           <w:szCs w:val="26"/>
-        </w:rPr>
-      </w:pPr>
-      <w:r>
-        <w:rPr>
-          <w:rFonts w:ascii="Times New Roman" w:cs="Times New Roman" w:eastAsia="Times New Roman" w:hAnsi="Times New Roman"/>
-          <w:b w:val="1"/>
-          <w:bCs w:val="1"/>
-          <w:sz w:val="26"/>
-          <w:szCs w:val="26"/>
-          <w:rtl w:val="0"/>
-        </w:rPr>
-        <w:t xml:space="preserve">Result / Evidence / Finding → AI Assistant → Giải thích → Phân tích nguyên nhân → Đề xuất hướng xử lý → HITL</w:t>
+          <w:rtl w:val="0"/>
+        </w:rPr>
+        <w:t xml:space="preserve">Dataset → Analyze → Propose Case → Execute → Observe Result/Evidence → Analyze → Recommend → HITL</w:t>
       </w:r>
     </w:p>
     <w:p>
@@ -1608,7 +2007,7 @@
       <w:pPr>
         <w:numPr>
           <w:ilvl w:val="0"/>
-          <w:numId w:val="5"/>
+          <w:numId w:val="10"/>
         </w:numPr>
         <w:spacing w:after="0" w:afterAutospacing="0" w:before="240" w:lineRule="auto"/>
         <w:ind w:left="720" w:hanging="360"/>
@@ -1625,14 +2024,14 @@
           <w:szCs w:val="26"/>
           <w:rtl w:val="0"/>
         </w:rPr>
-        <w:t xml:space="preserve">Giải thích vì sao một control/rule bị Fail hoặc Not Evaluated.</w:t>
+        <w:t xml:space="preserve">Phân tích Dataset và đề xuất Compliance Case/Control phù hợp.</w:t>
       </w:r>
     </w:p>
     <w:p>
       <w:pPr>
         <w:numPr>
           <w:ilvl w:val="0"/>
-          <w:numId w:val="5"/>
+          <w:numId w:val="10"/>
         </w:numPr>
         <w:spacing w:after="0" w:afterAutospacing="0" w:before="0" w:beforeAutospacing="0" w:lineRule="auto"/>
         <w:ind w:left="720" w:hanging="360"/>
@@ -1649,14 +2048,14 @@
           <w:szCs w:val="26"/>
           <w:rtl w:val="0"/>
         </w:rPr>
-        <w:t xml:space="preserve">Tóm tắt Finding và các evidence liên quan.</w:t>
+        <w:t xml:space="preserve">Điều phối quá trình kiểm tra thông qua các Rule/Control và workflow có sẵn.</w:t>
       </w:r>
     </w:p>
     <w:p>
       <w:pPr>
         <w:numPr>
           <w:ilvl w:val="0"/>
-          <w:numId w:val="5"/>
+          <w:numId w:val="10"/>
         </w:numPr>
         <w:spacing w:after="0" w:afterAutospacing="0" w:before="0" w:beforeAutospacing="0" w:lineRule="auto"/>
         <w:ind w:left="720" w:hanging="360"/>
@@ -1673,14 +2072,14 @@
           <w:szCs w:val="26"/>
           <w:rtl w:val="0"/>
         </w:rPr>
-        <w:t xml:space="preserve">Hỗ trợ Root Cause Analysis, đưa ra nguyên nhân nghi ngờ và mức confidence.</w:t>
+        <w:t xml:space="preserve">Theo dõi trạng thái thực thi và kết quả của từng bước.</w:t>
       </w:r>
     </w:p>
     <w:p>
       <w:pPr>
         <w:numPr>
           <w:ilvl w:val="0"/>
-          <w:numId w:val="5"/>
+          <w:numId w:val="10"/>
         </w:numPr>
         <w:spacing w:after="0" w:afterAutospacing="0" w:before="0" w:beforeAutospacing="0" w:lineRule="auto"/>
         <w:ind w:left="720" w:hanging="360"/>
@@ -1697,14 +2096,110 @@
           <w:szCs w:val="26"/>
           <w:rtl w:val="0"/>
         </w:rPr>
-        <w:t xml:space="preserve">Đề xuất hướng xử lý để Analyst/Steward xem xét.</w:t>
+        <w:t xml:space="preserve">Phân tích Result, Evidence và Finding.</w:t>
       </w:r>
     </w:p>
     <w:p>
       <w:pPr>
         <w:numPr>
           <w:ilvl w:val="0"/>
-          <w:numId w:val="5"/>
+          <w:numId w:val="10"/>
+        </w:numPr>
+        <w:spacing w:after="0" w:afterAutospacing="0" w:before="0" w:beforeAutospacing="0" w:lineRule="auto"/>
+        <w:ind w:left="720" w:hanging="360"/>
+        <w:rPr>
+          <w:rFonts w:ascii="Times New Roman" w:cs="Times New Roman" w:eastAsia="Times New Roman" w:hAnsi="Times New Roman"/>
+          <w:sz w:val="26"/>
+          <w:szCs w:val="26"/>
+        </w:rPr>
+      </w:pPr>
+      <w:r>
+        <w:rPr>
+          <w:rFonts w:ascii="Times New Roman" w:cs="Times New Roman" w:eastAsia="Times New Roman" w:hAnsi="Times New Roman"/>
+          <w:sz w:val="26"/>
+          <w:szCs w:val="26"/>
+          <w:rtl w:val="0"/>
+        </w:rPr>
+        <w:t xml:space="preserve">Giải thích nguyên nhân của các kết quả Fail hoặc Not Evaluated.</w:t>
+      </w:r>
+    </w:p>
+    <w:p>
+      <w:pPr>
+        <w:numPr>
+          <w:ilvl w:val="0"/>
+          <w:numId w:val="10"/>
+        </w:numPr>
+        <w:spacing w:after="0" w:afterAutospacing="0" w:before="0" w:beforeAutospacing="0" w:lineRule="auto"/>
+        <w:ind w:left="720" w:hanging="360"/>
+        <w:rPr>
+          <w:rFonts w:ascii="Times New Roman" w:cs="Times New Roman" w:eastAsia="Times New Roman" w:hAnsi="Times New Roman"/>
+          <w:sz w:val="26"/>
+          <w:szCs w:val="26"/>
+        </w:rPr>
+      </w:pPr>
+      <w:r>
+        <w:rPr>
+          <w:rFonts w:ascii="Times New Roman" w:cs="Times New Roman" w:eastAsia="Times New Roman" w:hAnsi="Times New Roman"/>
+          <w:sz w:val="26"/>
+          <w:szCs w:val="26"/>
+          <w:rtl w:val="0"/>
+        </w:rPr>
+        <w:t xml:space="preserve">Hỗ trợ Root Cause Analysis và đưa ra các nguyên nhân nghi ngờ cùng mức confidence.</w:t>
+      </w:r>
+    </w:p>
+    <w:p>
+      <w:pPr>
+        <w:numPr>
+          <w:ilvl w:val="0"/>
+          <w:numId w:val="10"/>
+        </w:numPr>
+        <w:spacing w:after="0" w:afterAutospacing="0" w:before="0" w:beforeAutospacing="0" w:lineRule="auto"/>
+        <w:ind w:left="720" w:hanging="360"/>
+        <w:rPr>
+          <w:rFonts w:ascii="Times New Roman" w:cs="Times New Roman" w:eastAsia="Times New Roman" w:hAnsi="Times New Roman"/>
+          <w:sz w:val="26"/>
+          <w:szCs w:val="26"/>
+        </w:rPr>
+      </w:pPr>
+      <w:r>
+        <w:rPr>
+          <w:rFonts w:ascii="Times New Roman" w:cs="Times New Roman" w:eastAsia="Times New Roman" w:hAnsi="Times New Roman"/>
+          <w:sz w:val="26"/>
+          <w:szCs w:val="26"/>
+          <w:rtl w:val="0"/>
+        </w:rPr>
+        <w:t xml:space="preserve">Đề xuất hướng xử lý để người dùng xem xét.</w:t>
+      </w:r>
+    </w:p>
+    <w:p>
+      <w:pPr>
+        <w:numPr>
+          <w:ilvl w:val="0"/>
+          <w:numId w:val="10"/>
+        </w:numPr>
+        <w:spacing w:after="0" w:afterAutospacing="0" w:before="0" w:beforeAutospacing="0" w:lineRule="auto"/>
+        <w:ind w:left="720" w:hanging="360"/>
+        <w:rPr>
+          <w:rFonts w:ascii="Times New Roman" w:cs="Times New Roman" w:eastAsia="Times New Roman" w:hAnsi="Times New Roman"/>
+          <w:sz w:val="26"/>
+          <w:szCs w:val="26"/>
+        </w:rPr>
+      </w:pPr>
+      <w:r>
+        <w:rPr>
+          <w:rFonts w:ascii="Times New Roman" w:cs="Times New Roman" w:eastAsia="Times New Roman" w:hAnsi="Times New Roman"/>
+          <w:sz w:val="26"/>
+          <w:szCs w:val="26"/>
+          <w:rtl w:val="0"/>
+        </w:rPr>
+        <w:t xml:space="preserve">Khi Admin thêm Policy mới, phân tích Policy và đề xuất Rule/Control tương ứng.</w:t>
+      </w:r>
+    </w:p>
+    <w:p>
+      <w:pPr>
+        <w:numPr>
+          <w:ilvl w:val="0"/>
+          <w:numId w:val="10"/>
         </w:numPr>
         <w:spacing w:after="240" w:before="0" w:beforeAutospacing="0" w:lineRule="auto"/>
         <w:ind w:left="720" w:hanging="360"/>
@@ -1721,7 +2216,7 @@
           <w:szCs w:val="26"/>
           <w:rtl w:val="0"/>
         </w:rPr>
-        <w:t xml:space="preserve">Hỏi đáp bằng ngôn ngữ tự nhiên với dữ liệu nội bộ thông qua LLM + RAG.</w:t>
+        <w:t xml:space="preserve">Hỗ trợ tương tác bằng ngôn ngữ tự nhiên thông qua giao diện Chat.</w:t>
       </w:r>
     </w:p>
     <w:p>
@@ -1740,42 +2235,437 @@
           <w:szCs w:val="26"/>
           <w:rtl w:val="0"/>
         </w:rPr>
-        <w:t xml:space="preserve">AI chỉ đóng vai trò </w:t>
-      </w:r>
-      <w:r>
+        <w:t xml:space="preserve">AI Agent chỉ đưa ra đề xuất đối với các quyết định cần kiểm soát; các thay đổi quan trọng đối với Rule/Policy hoặc dữ liệu vẫn yêu cầu Human-in-the-Loop.</w:t>
+      </w:r>
+    </w:p>
+    <w:p>
+      <w:pPr>
+        <w:pStyle w:val="Heading2"/>
+        <w:keepNext w:val="0"/>
+        <w:keepLines w:val="0"/>
+        <w:spacing w:after="80" w:before="280" w:lineRule="auto"/>
+        <w:rPr/>
+      </w:pPr>
+      <w:bookmarkStart w:colFirst="0" w:colLast="0" w:name="_3rcwbbjou7ao" w:id="6"/>
+      <w:bookmarkEnd w:id="6"/>
+      <w:r>
+        <w:rPr>
+          <w:rtl w:val="0"/>
+        </w:rPr>
+        <w:t xml:space="preserve">2.5. Compliance Case</w:t>
+      </w:r>
+    </w:p>
+    <w:p>
+      <w:pPr>
+        <w:spacing w:after="240" w:before="240" w:lineRule="auto"/>
+        <w:rPr>
+          <w:rFonts w:ascii="Times New Roman" w:cs="Times New Roman" w:eastAsia="Times New Roman" w:hAnsi="Times New Roman"/>
+          <w:sz w:val="26"/>
+          <w:szCs w:val="26"/>
+        </w:rPr>
+      </w:pPr>
+      <w:r>
+        <w:rPr>
+          <w:rFonts w:ascii="Times New Roman" w:cs="Times New Roman" w:eastAsia="Times New Roman" w:hAnsi="Times New Roman"/>
+          <w:sz w:val="26"/>
+          <w:szCs w:val="26"/>
+          <w:rtl w:val="0"/>
+        </w:rPr>
+        <w:t xml:space="preserve">Compliance Case là tập hợp các kiểm soát được sử dụng để kiểm tra một Dataset trong một mục tiêu tuân thủ cụ thể.</w:t>
+      </w:r>
+    </w:p>
+    <w:p>
+      <w:pPr>
+        <w:spacing w:after="240" w:before="240" w:lineRule="auto"/>
+        <w:rPr>
+          <w:rFonts w:ascii="Times New Roman" w:cs="Times New Roman" w:eastAsia="Times New Roman" w:hAnsi="Times New Roman"/>
+          <w:sz w:val="26"/>
+          <w:szCs w:val="26"/>
+        </w:rPr>
+      </w:pPr>
+      <w:r>
+        <w:rPr>
+          <w:rFonts w:ascii="Times New Roman" w:cs="Times New Roman" w:eastAsia="Times New Roman" w:hAnsi="Times New Roman"/>
+          <w:sz w:val="26"/>
+          <w:szCs w:val="26"/>
+          <w:rtl w:val="0"/>
+        </w:rPr>
+        <w:t xml:space="preserve">Thay vì yêu cầu Auditor tự lựa chọn từng Rule, AI Agent phân tích Dataset và ngữ cảnh kiểm soát để đề xuất Compliance Case phù hợp.</w:t>
+      </w:r>
+    </w:p>
+    <w:p>
+      <w:pPr>
+        <w:spacing w:after="240" w:before="240" w:lineRule="auto"/>
+        <w:rPr>
+          <w:rFonts w:ascii="Times New Roman" w:cs="Times New Roman" w:eastAsia="Times New Roman" w:hAnsi="Times New Roman"/>
+          <w:sz w:val="26"/>
+          <w:szCs w:val="26"/>
+        </w:rPr>
+      </w:pPr>
+      <w:r>
+        <w:rPr>
+          <w:rFonts w:ascii="Times New Roman" w:cs="Times New Roman" w:eastAsia="Times New Roman" w:hAnsi="Times New Roman"/>
+          <w:sz w:val="26"/>
+          <w:szCs w:val="26"/>
+          <w:rtl w:val="0"/>
+        </w:rPr>
+        <w:t xml:space="preserve">Ví dụ:</w:t>
+      </w:r>
+    </w:p>
+    <w:p>
+      <w:pPr>
+        <w:spacing w:after="240" w:before="240" w:lineRule="auto"/>
         <w:rPr>
           <w:rFonts w:ascii="Times New Roman" w:cs="Times New Roman" w:eastAsia="Times New Roman" w:hAnsi="Times New Roman"/>
           <w:b w:val="1"/>
           <w:bCs w:val="1"/>
           <w:sz w:val="26"/>
           <w:szCs w:val="26"/>
-          <w:rtl w:val="0"/>
-        </w:rPr>
-        <w:t xml:space="preserve">hỗ trợ phân tích và đề xuất</w:t>
-      </w:r>
-      <w:r>
-        <w:rPr>
-          <w:rFonts w:ascii="Times New Roman" w:cs="Times New Roman" w:eastAsia="Times New Roman" w:hAnsi="Times New Roman"/>
-          <w:sz w:val="26"/>
-          <w:szCs w:val="26"/>
-          <w:rtl w:val="0"/>
-        </w:rPr>
-        <w:t xml:space="preserve">; các quyết định quan trọng vẫn do người dùng phê duyệt thông qua Human-in-the-Loop</w:t>
-      </w:r>
-    </w:p>
-    <w:p>
-      <w:pPr>
-        <w:pStyle w:val="Heading1"/>
+        </w:rPr>
+      </w:pPr>
+      <w:r>
         <w:rPr>
           <w:rFonts w:ascii="Times New Roman" w:cs="Times New Roman" w:eastAsia="Times New Roman" w:hAnsi="Times New Roman"/>
           <w:b w:val="1"/>
           <w:bCs w:val="1"/>
           <w:sz w:val="26"/>
           <w:szCs w:val="26"/>
-        </w:rPr>
-      </w:pPr>
-      <w:bookmarkStart w:colFirst="0" w:colLast="0" w:name="_ubozlqbfn01g" w:id="6"/>
-      <w:bookmarkEnd w:id="6"/>
+          <w:rtl w:val="0"/>
+        </w:rPr>
+        <w:t xml:space="preserve">Dataset:</w:t>
+      </w:r>
+      <w:r>
+        <w:rPr>
+          <w:rFonts w:ascii="Cardo" w:cs="Cardo" w:eastAsia="Cardo" w:hAnsi="Cardo"/>
+          <w:sz w:val="26"/>
+          <w:szCs w:val="26"/>
+          <w:rtl w:val="0"/>
+        </w:rPr>
+        <w:t xml:space="preserve"> Ride-hailing Trips</w:t>
+        <w:br w:type="textWrapping"/>
+        <w:t xml:space="preserve">→ </w:t>
+      </w:r>
+      <w:r>
+        <w:rPr>
+          <w:rFonts w:ascii="Times New Roman" w:cs="Times New Roman" w:eastAsia="Times New Roman" w:hAnsi="Times New Roman"/>
+          <w:b w:val="1"/>
+          <w:bCs w:val="1"/>
+          <w:sz w:val="26"/>
+          <w:szCs w:val="26"/>
+          <w:rtl w:val="0"/>
+        </w:rPr>
+        <w:t xml:space="preserve">AI Agent phân tích:</w:t>
+      </w:r>
+      <w:r>
+        <w:rPr>
+          <w:rFonts w:ascii="Caudex" w:cs="Caudex" w:eastAsia="Caudex" w:hAnsi="Caudex"/>
+          <w:sz w:val="26"/>
+          <w:szCs w:val="26"/>
+          <w:rtl w:val="0"/>
+        </w:rPr>
+        <w:t xml:space="preserve"> có thông tin người dùng, vị trí, giao dịch</w:t>
+        <w:br w:type="textWrapping"/>
+        <w:t xml:space="preserve">→ </w:t>
+      </w:r>
+      <w:r>
+        <w:rPr>
+          <w:rFonts w:ascii="Times New Roman" w:cs="Times New Roman" w:eastAsia="Times New Roman" w:hAnsi="Times New Roman"/>
+          <w:b w:val="1"/>
+          <w:bCs w:val="1"/>
+          <w:sz w:val="26"/>
+          <w:szCs w:val="26"/>
+          <w:rtl w:val="0"/>
+        </w:rPr>
+        <w:t xml:space="preserve">Đề xuất Case:</w:t>
+      </w:r>
+      <w:r>
+        <w:rPr>
+          <w:rFonts w:ascii="Cardo" w:cs="Cardo" w:eastAsia="Cardo" w:hAnsi="Cardo"/>
+          <w:sz w:val="26"/>
+          <w:szCs w:val="26"/>
+          <w:rtl w:val="0"/>
+        </w:rPr>
+        <w:t xml:space="preserve"> Data Quality + Personal Data + Data Retention</w:t>
+        <w:br w:type="textWrapping"/>
+        <w:t xml:space="preserve">→ </w:t>
+      </w:r>
+      <w:r>
+        <w:rPr>
+          <w:rFonts w:ascii="Times New Roman" w:cs="Times New Roman" w:eastAsia="Times New Roman" w:hAnsi="Times New Roman"/>
+          <w:b w:val="1"/>
+          <w:bCs w:val="1"/>
+          <w:sz w:val="26"/>
+          <w:szCs w:val="26"/>
+          <w:rtl w:val="0"/>
+        </w:rPr>
+        <w:t xml:space="preserve">Auditor xác nhận</w:t>
+        <w:br w:type="textWrapping"/>
+      </w:r>
+      <w:r>
+        <w:rPr>
+          <w:rFonts w:ascii="Cardo" w:cs="Cardo" w:eastAsia="Cardo" w:hAnsi="Cardo"/>
+          <w:sz w:val="26"/>
+          <w:szCs w:val="26"/>
+          <w:rtl w:val="0"/>
+        </w:rPr>
+        <w:t xml:space="preserve">→ </w:t>
+      </w:r>
+      <w:r>
+        <w:rPr>
+          <w:rFonts w:ascii="Times New Roman" w:cs="Times New Roman" w:eastAsia="Times New Roman" w:hAnsi="Times New Roman"/>
+          <w:b w:val="1"/>
+          <w:bCs w:val="1"/>
+          <w:sz w:val="26"/>
+          <w:szCs w:val="26"/>
+          <w:rtl w:val="0"/>
+        </w:rPr>
+        <w:t xml:space="preserve">AI Agent điều phối kiểm tra</w:t>
+      </w:r>
+    </w:p>
+    <w:p>
+      <w:pPr>
+        <w:spacing w:after="240" w:before="240" w:lineRule="auto"/>
+        <w:rPr>
+          <w:rFonts w:ascii="Times New Roman" w:cs="Times New Roman" w:eastAsia="Times New Roman" w:hAnsi="Times New Roman"/>
+          <w:sz w:val="26"/>
+          <w:szCs w:val="26"/>
+        </w:rPr>
+      </w:pPr>
+      <w:r>
+        <w:rPr>
+          <w:rFonts w:ascii="Times New Roman" w:cs="Times New Roman" w:eastAsia="Times New Roman" w:hAnsi="Times New Roman"/>
+          <w:sz w:val="26"/>
+          <w:szCs w:val="26"/>
+          <w:rtl w:val="0"/>
+        </w:rPr>
+        <w:t xml:space="preserve">Compliance Case giúp tách mục tiêu kiểm soát khỏi các Rule cụ thể và cho phép hệ thống dễ dàng mở rộng khi bổ sung Policy hoặc Rule mới.</w:t>
+      </w:r>
+    </w:p>
+    <w:p>
+      <w:pPr>
+        <w:pStyle w:val="Heading2"/>
+        <w:keepNext w:val="0"/>
+        <w:keepLines w:val="0"/>
+        <w:spacing w:after="80" w:before="280" w:lineRule="auto"/>
+        <w:rPr/>
+      </w:pPr>
+      <w:bookmarkStart w:colFirst="0" w:colLast="0" w:name="_nva1djsteh7" w:id="7"/>
+      <w:bookmarkEnd w:id="7"/>
+      <w:r>
+        <w:rPr>
+          <w:rtl w:val="0"/>
+        </w:rPr>
+        <w:t xml:space="preserve">2.6. Cơ chế thích ứng khi bổ sung Policy</w:t>
+      </w:r>
+    </w:p>
+    <w:p>
+      <w:pPr>
+        <w:spacing w:after="240" w:before="240" w:lineRule="auto"/>
+        <w:rPr>
+          <w:rFonts w:ascii="Times New Roman" w:cs="Times New Roman" w:eastAsia="Times New Roman" w:hAnsi="Times New Roman"/>
+          <w:sz w:val="26"/>
+          <w:szCs w:val="26"/>
+        </w:rPr>
+      </w:pPr>
+      <w:r>
+        <w:rPr>
+          <w:rFonts w:ascii="Times New Roman" w:cs="Times New Roman" w:eastAsia="Times New Roman" w:hAnsi="Times New Roman"/>
+          <w:sz w:val="26"/>
+          <w:szCs w:val="26"/>
+          <w:rtl w:val="0"/>
+        </w:rPr>
+        <w:t xml:space="preserve">Khi Admin thêm một Policy mới, hệ thống không yêu cầu Admin tự xây dựng toàn bộ Rule từ đầu.</w:t>
+      </w:r>
+    </w:p>
+    <w:p>
+      <w:pPr>
+        <w:spacing w:after="240" w:before="240" w:lineRule="auto"/>
+        <w:rPr>
+          <w:rFonts w:ascii="Times New Roman" w:cs="Times New Roman" w:eastAsia="Times New Roman" w:hAnsi="Times New Roman"/>
+          <w:sz w:val="26"/>
+          <w:szCs w:val="26"/>
+        </w:rPr>
+      </w:pPr>
+      <w:r>
+        <w:rPr>
+          <w:rFonts w:ascii="Times New Roman" w:cs="Times New Roman" w:eastAsia="Times New Roman" w:hAnsi="Times New Roman"/>
+          <w:sz w:val="26"/>
+          <w:szCs w:val="26"/>
+          <w:rtl w:val="0"/>
+        </w:rPr>
+        <w:t xml:space="preserve">Luồng xử lý:</w:t>
+      </w:r>
+    </w:p>
+    <w:p>
+      <w:pPr>
+        <w:spacing w:after="240" w:before="240" w:lineRule="auto"/>
+        <w:rPr>
+          <w:rFonts w:ascii="Times New Roman" w:cs="Times New Roman" w:eastAsia="Times New Roman" w:hAnsi="Times New Roman"/>
+          <w:b w:val="1"/>
+          <w:bCs w:val="1"/>
+          <w:sz w:val="26"/>
+          <w:szCs w:val="26"/>
+        </w:rPr>
+      </w:pPr>
+      <w:r>
+        <w:rPr>
+          <w:rFonts w:ascii="Times New Roman" w:cs="Times New Roman" w:eastAsia="Times New Roman" w:hAnsi="Times New Roman"/>
+          <w:b w:val="1"/>
+          <w:bCs w:val="1"/>
+          <w:sz w:val="26"/>
+          <w:szCs w:val="26"/>
+          <w:rtl w:val="0"/>
+        </w:rPr>
+        <w:t xml:space="preserve">New Policy → AI Agent phân tích → Đề xuất Rule/Control → Test/Regression Test → Admin Review → Approve → Activate</w:t>
+      </w:r>
+    </w:p>
+    <w:p>
+      <w:pPr>
+        <w:spacing w:after="240" w:before="240" w:lineRule="auto"/>
+        <w:rPr>
+          <w:rFonts w:ascii="Times New Roman" w:cs="Times New Roman" w:eastAsia="Times New Roman" w:hAnsi="Times New Roman"/>
+          <w:sz w:val="26"/>
+          <w:szCs w:val="26"/>
+        </w:rPr>
+      </w:pPr>
+      <w:r>
+        <w:rPr>
+          <w:rFonts w:ascii="Times New Roman" w:cs="Times New Roman" w:eastAsia="Times New Roman" w:hAnsi="Times New Roman"/>
+          <w:sz w:val="26"/>
+          <w:szCs w:val="26"/>
+          <w:rtl w:val="0"/>
+        </w:rPr>
+        <w:t xml:space="preserve">AI Agent phân tích nội dung và phạm vi của Policy, sau đó đề xuất các Rule/Control tương ứng. Các Rule được đề xuất được kiểm tra trên dữ liệu mẫu trước khi đưa vào sử dụng.</w:t>
+      </w:r>
+    </w:p>
+    <w:p>
+      <w:pPr>
+        <w:spacing w:after="240" w:before="240" w:lineRule="auto"/>
+        <w:rPr>
+          <w:rFonts w:ascii="Times New Roman" w:cs="Times New Roman" w:eastAsia="Times New Roman" w:hAnsi="Times New Roman"/>
+          <w:sz w:val="26"/>
+          <w:szCs w:val="26"/>
+        </w:rPr>
+      </w:pPr>
+      <w:r>
+        <w:rPr>
+          <w:rFonts w:ascii="Times New Roman" w:cs="Times New Roman" w:eastAsia="Times New Roman" w:hAnsi="Times New Roman"/>
+          <w:sz w:val="26"/>
+          <w:szCs w:val="26"/>
+          <w:rtl w:val="0"/>
+        </w:rPr>
+        <w:t xml:space="preserve">Admin có thể:</w:t>
+      </w:r>
+    </w:p>
+    <w:p>
+      <w:pPr>
+        <w:numPr>
+          <w:ilvl w:val="0"/>
+          <w:numId w:val="2"/>
+        </w:numPr>
+        <w:spacing w:after="0" w:afterAutospacing="0" w:before="240" w:lineRule="auto"/>
+        <w:ind w:left="720" w:hanging="360"/>
+        <w:rPr>
+          <w:rFonts w:ascii="Times New Roman" w:cs="Times New Roman" w:eastAsia="Times New Roman" w:hAnsi="Times New Roman"/>
+          <w:sz w:val="26"/>
+          <w:szCs w:val="26"/>
+        </w:rPr>
+      </w:pPr>
+      <w:r>
+        <w:rPr>
+          <w:rFonts w:ascii="Times New Roman" w:cs="Times New Roman" w:eastAsia="Times New Roman" w:hAnsi="Times New Roman"/>
+          <w:sz w:val="26"/>
+          <w:szCs w:val="26"/>
+          <w:rtl w:val="0"/>
+        </w:rPr>
+        <w:t xml:space="preserve">Approve Rule để kích hoạt.</w:t>
+      </w:r>
+    </w:p>
+    <w:p>
+      <w:pPr>
+        <w:numPr>
+          <w:ilvl w:val="0"/>
+          <w:numId w:val="2"/>
+        </w:numPr>
+        <w:spacing w:after="0" w:afterAutospacing="0" w:before="0" w:beforeAutospacing="0" w:lineRule="auto"/>
+        <w:ind w:left="720" w:hanging="360"/>
+        <w:rPr>
+          <w:rFonts w:ascii="Times New Roman" w:cs="Times New Roman" w:eastAsia="Times New Roman" w:hAnsi="Times New Roman"/>
+          <w:sz w:val="26"/>
+          <w:szCs w:val="26"/>
+        </w:rPr>
+      </w:pPr>
+      <w:r>
+        <w:rPr>
+          <w:rFonts w:ascii="Times New Roman" w:cs="Times New Roman" w:eastAsia="Times New Roman" w:hAnsi="Times New Roman"/>
+          <w:sz w:val="26"/>
+          <w:szCs w:val="26"/>
+          <w:rtl w:val="0"/>
+        </w:rPr>
+        <w:t xml:space="preserve">Reject Rule nếu đề xuất không phù hợp.</w:t>
+      </w:r>
+    </w:p>
+    <w:p>
+      <w:pPr>
+        <w:numPr>
+          <w:ilvl w:val="0"/>
+          <w:numId w:val="2"/>
+        </w:numPr>
+        <w:spacing w:after="240" w:before="0" w:beforeAutospacing="0" w:lineRule="auto"/>
+        <w:ind w:left="720" w:hanging="360"/>
+        <w:rPr>
+          <w:rFonts w:ascii="Times New Roman" w:cs="Times New Roman" w:eastAsia="Times New Roman" w:hAnsi="Times New Roman"/>
+          <w:sz w:val="26"/>
+          <w:szCs w:val="26"/>
+        </w:rPr>
+      </w:pPr>
+      <w:r>
+        <w:rPr>
+          <w:rFonts w:ascii="Times New Roman" w:cs="Times New Roman" w:eastAsia="Times New Roman" w:hAnsi="Times New Roman"/>
+          <w:sz w:val="26"/>
+          <w:szCs w:val="26"/>
+          <w:rtl w:val="0"/>
+        </w:rPr>
+        <w:t xml:space="preserve">Chỉnh sửa Rule trước khi phê duyệt.</w:t>
+      </w:r>
+    </w:p>
+    <w:p>
+      <w:pPr>
+        <w:spacing w:after="240" w:before="240" w:lineRule="auto"/>
+        <w:rPr>
+          <w:rFonts w:ascii="Times New Roman" w:cs="Times New Roman" w:eastAsia="Times New Roman" w:hAnsi="Times New Roman"/>
+          <w:sz w:val="26"/>
+          <w:szCs w:val="26"/>
+        </w:rPr>
+      </w:pPr>
+      <w:r>
+        <w:rPr>
+          <w:rFonts w:ascii="Times New Roman" w:cs="Times New Roman" w:eastAsia="Times New Roman" w:hAnsi="Times New Roman"/>
+          <w:sz w:val="26"/>
+          <w:szCs w:val="26"/>
+          <w:rtl w:val="0"/>
+        </w:rPr>
+        <w:t xml:space="preserve">Lịch sử Rule, Result, Finding và Evidence đã phát sinh trước đó được giữ lại để đảm bảo khả năng truy vết.</w:t>
+      </w:r>
+      <w:r>
+        <w:rPr>
+          <w:rtl w:val="0"/>
+        </w:rPr>
+      </w:r>
+    </w:p>
+    <w:p>
+      <w:pPr>
+        <w:pStyle w:val="Heading1"/>
+        <w:rPr>
+          <w:rFonts w:ascii="Times New Roman" w:cs="Times New Roman" w:eastAsia="Times New Roman" w:hAnsi="Times New Roman"/>
+          <w:b w:val="1"/>
+          <w:bCs w:val="1"/>
+          <w:sz w:val="26"/>
+          <w:szCs w:val="26"/>
+        </w:rPr>
+      </w:pPr>
+      <w:bookmarkStart w:colFirst="0" w:colLast="0" w:name="_ubozlqbfn01g" w:id="8"/>
+      <w:bookmarkEnd w:id="8"/>
       <w:r>
         <w:rPr>
           <w:rtl w:val="0"/>
@@ -1796,19 +2686,40 @@
         <w:spacing w:after="80" w:before="360" w:lineRule="auto"/>
         <w:rPr/>
       </w:pPr>
-      <w:bookmarkStart w:colFirst="0" w:colLast="0" w:name="_vcrv97e6stst" w:id="7"/>
-      <w:bookmarkEnd w:id="7"/>
+      <w:bookmarkStart w:colFirst="0" w:colLast="0" w:name="_vcrv97e6stst" w:id="9"/>
+      <w:bookmarkEnd w:id="9"/>
       <w:r>
         <w:rPr>
           <w:rtl w:val="0"/>
         </w:rPr>
         <w:t xml:space="preserve">3.1. Vai trò trong DataTrust OS</w:t>
+      </w:r>
+    </w:p>
+    <w:p>
+      <w:pPr>
+        <w:keepNext w:val="0"/>
+        <w:keepLines w:val="0"/>
+        <w:spacing w:after="80" w:before="360" w:lineRule="auto"/>
+        <w:rPr>
+          <w:rFonts w:ascii="Times New Roman" w:cs="Times New Roman" w:eastAsia="Times New Roman" w:hAnsi="Times New Roman"/>
+          <w:sz w:val="26"/>
+          <w:szCs w:val="26"/>
+        </w:rPr>
+      </w:pPr>
+      <w:r>
+        <w:rPr>
+          <w:rFonts w:ascii="Times New Roman" w:cs="Times New Roman" w:eastAsia="Times New Roman" w:hAnsi="Times New Roman"/>
+          <w:sz w:val="26"/>
+          <w:szCs w:val="26"/>
+          <w:rtl w:val="0"/>
+        </w:rPr>
+        <w:t xml:space="preserve">DataTrust OS tập trung vào hai nhóm người dùng chính:</w:t>
       </w:r>
     </w:p>
     <w:tbl>
       <w:tblPr>
         <w:tblStyle w:val="Table2"/>
-        <w:tblW w:w="8385.0" w:type="dxa"/>
+        <w:tblW w:w="9210.0" w:type="dxa"/>
         <w:jc w:val="left"/>
         <w:tblBorders>
           <w:top w:color="000000" w:space="0" w:sz="4" w:val="single"/>
@@ -1822,12 +2733,12 @@
         <w:tblLook w:val="0600"/>
       </w:tblPr>
       <w:tblGrid>
-        <w:gridCol w:w="1770"/>
-        <w:gridCol w:w="6615"/>
+        <w:gridCol w:w="1155"/>
+        <w:gridCol w:w="8055"/>
         <w:tblGridChange w:id="0">
           <w:tblGrid>
-            <w:gridCol w:w="1770"/>
-            <w:gridCol w:w="6615"/>
+            <w:gridCol w:w="1155"/>
+            <w:gridCol w:w="8055"/>
           </w:tblGrid>
         </w:tblGridChange>
       </w:tblGrid>
@@ -1855,6 +2766,7 @@
           </w:tcPr>
           <w:p>
             <w:pPr>
+              <w:spacing w:after="240" w:before="240" w:lineRule="auto"/>
               <w:jc w:val="center"/>
               <w:rPr>
                 <w:rFonts w:ascii="Times New Roman" w:cs="Times New Roman" w:eastAsia="Times New Roman" w:hAnsi="Times New Roman"/>
@@ -1871,7 +2783,7 @@
                 <w:szCs w:val="26"/>
                 <w:rtl w:val="0"/>
               </w:rPr>
-              <w:t xml:space="preserve">Vai trò</w:t>
+              <w:t xml:space="preserve">Role</w:t>
             </w:r>
             <w:r>
               <w:rPr>
@@ -1898,6 +2810,7 @@
           </w:tcPr>
           <w:p>
             <w:pPr>
+              <w:spacing w:after="240" w:before="240" w:lineRule="auto"/>
               <w:jc w:val="center"/>
               <w:rPr>
                 <w:rFonts w:ascii="Times New Roman" w:cs="Times New Roman" w:eastAsia="Times New Roman" w:hAnsi="Times New Roman"/>
@@ -1914,7 +2827,7 @@
                 <w:szCs w:val="26"/>
                 <w:rtl w:val="0"/>
               </w:rPr>
-              <w:t xml:space="preserve">Trách nhiệm chính</w:t>
+              <w:t xml:space="preserve">Trách nhiệm</w:t>
             </w:r>
             <w:r>
               <w:rPr>
@@ -1927,7 +2840,7 @@
       <w:tr>
         <w:trPr>
           <w:cantSplit w:val="0"/>
-          <w:trHeight w:val="500" w:hRule="atLeast"/>
+          <w:trHeight w:val="770" w:hRule="atLeast"/>
           <w:tblHeader w:val="0"/>
         </w:trPr>
         <w:tc>
@@ -1948,6 +2861,7 @@
           </w:tcPr>
           <w:p>
             <w:pPr>
+              <w:spacing w:after="240" w:before="240" w:lineRule="auto"/>
               <w:rPr>
                 <w:rFonts w:ascii="Times New Roman" w:cs="Times New Roman" w:eastAsia="Times New Roman" w:hAnsi="Times New Roman"/>
                 <w:sz w:val="26"/>
@@ -1963,7 +2877,7 @@
                 <w:szCs w:val="26"/>
                 <w:rtl w:val="0"/>
               </w:rPr>
-              <w:t xml:space="preserve">Admin</w:t>
+              <w:t xml:space="preserve">Auditor</w:t>
             </w:r>
             <w:r>
               <w:rPr>
@@ -1990,6 +2904,7 @@
           </w:tcPr>
           <w:p>
             <w:pPr>
+              <w:spacing w:after="240" w:before="240" w:lineRule="auto"/>
               <w:rPr>
                 <w:rFonts w:ascii="Times New Roman" w:cs="Times New Roman" w:eastAsia="Times New Roman" w:hAnsi="Times New Roman"/>
                 <w:sz w:val="26"/>
@@ -2003,7 +2918,7 @@
                 <w:szCs w:val="26"/>
                 <w:rtl w:val="0"/>
               </w:rPr>
-              <w:t xml:space="preserve">Quản lý tài khoản, connector và cấu hình hệ thống.</w:t>
+              <w:t xml:space="preserve">Chọn Dataset, xem và xác nhận Compliance Case, theo dõi quá trình kiểm tra, xem Result/Evidence/Finding và phê duyệt đề xuất xử lý.</w:t>
             </w:r>
           </w:p>
         </w:tc>
@@ -2011,7 +2926,7 @@
       <w:tr>
         <w:trPr>
           <w:cantSplit w:val="0"/>
-          <w:trHeight w:val="500" w:hRule="atLeast"/>
+          <w:trHeight w:val="770" w:hRule="atLeast"/>
           <w:tblHeader w:val="0"/>
         </w:trPr>
         <w:tc>
@@ -2032,6 +2947,7 @@
           </w:tcPr>
           <w:p>
             <w:pPr>
+              <w:spacing w:after="240" w:before="240" w:lineRule="auto"/>
               <w:rPr>
                 <w:rFonts w:ascii="Times New Roman" w:cs="Times New Roman" w:eastAsia="Times New Roman" w:hAnsi="Times New Roman"/>
                 <w:sz w:val="26"/>
@@ -2047,7 +2963,7 @@
                 <w:szCs w:val="26"/>
                 <w:rtl w:val="0"/>
               </w:rPr>
-              <w:t xml:space="preserve">Steward</w:t>
+              <w:t xml:space="preserve">Admin</w:t>
             </w:r>
             <w:r>
               <w:rPr>
@@ -2074,6 +2990,7 @@
           </w:tcPr>
           <w:p>
             <w:pPr>
+              <w:spacing w:after="240" w:before="240" w:lineRule="auto"/>
               <w:rPr>
                 <w:rFonts w:ascii="Times New Roman" w:cs="Times New Roman" w:eastAsia="Times New Roman" w:hAnsi="Times New Roman"/>
                 <w:sz w:val="26"/>
@@ -2087,175 +3004,7 @@
                 <w:szCs w:val="26"/>
                 <w:rtl w:val="0"/>
               </w:rPr>
-              <w:t xml:space="preserve">Quản lý/duyệt policy, rule; xem evidence và phê duyệt việc xử lý finding.</w:t>
-            </w:r>
-          </w:p>
-        </w:tc>
-      </w:tr>
-      <w:tr>
-        <w:trPr>
-          <w:cantSplit w:val="0"/>
-          <w:trHeight w:val="500" w:hRule="atLeast"/>
-          <w:tblHeader w:val="0"/>
-        </w:trPr>
-        <w:tc>
-          <w:tcPr>
-            <w:tcBorders>
-              <w:top w:color="000000" w:space="0" w:sz="4" w:val="single"/>
-              <w:left w:color="000000" w:space="0" w:sz="4" w:val="single"/>
-              <w:bottom w:color="000000" w:space="0" w:sz="4" w:val="single"/>
-              <w:right w:color="000000" w:space="0" w:sz="4" w:val="single"/>
-            </w:tcBorders>
-            <w:tcMar>
-              <w:top w:w="100.0" w:type="dxa"/>
-              <w:left w:w="100.0" w:type="dxa"/>
-              <w:bottom w:w="100.0" w:type="dxa"/>
-              <w:right w:w="100.0" w:type="dxa"/>
-            </w:tcMar>
-            <w:vAlign w:val="top"/>
-          </w:tcPr>
-          <w:p>
-            <w:pPr>
-              <w:rPr>
-                <w:rFonts w:ascii="Times New Roman" w:cs="Times New Roman" w:eastAsia="Times New Roman" w:hAnsi="Times New Roman"/>
-                <w:sz w:val="26"/>
-                <w:szCs w:val="26"/>
-              </w:rPr>
-            </w:pPr>
-            <w:r>
-              <w:rPr>
-                <w:rFonts w:ascii="Times New Roman" w:cs="Times New Roman" w:eastAsia="Times New Roman" w:hAnsi="Times New Roman"/>
-                <w:b w:val="1"/>
-                <w:bCs w:val="1"/>
-                <w:sz w:val="26"/>
-                <w:szCs w:val="26"/>
-                <w:rtl w:val="0"/>
-              </w:rPr>
-              <w:t xml:space="preserve">Analyst</w:t>
-            </w:r>
-            <w:r>
-              <w:rPr>
-                <w:rtl w:val="0"/>
-              </w:rPr>
-            </w:r>
-          </w:p>
-        </w:tc>
-        <w:tc>
-          <w:tcPr>
-            <w:tcBorders>
-              <w:top w:color="000000" w:space="0" w:sz="4" w:val="single"/>
-              <w:left w:color="000000" w:space="0" w:sz="4" w:val="single"/>
-              <w:bottom w:color="000000" w:space="0" w:sz="4" w:val="single"/>
-              <w:right w:color="000000" w:space="0" w:sz="4" w:val="single"/>
-            </w:tcBorders>
-            <w:tcMar>
-              <w:top w:w="100.0" w:type="dxa"/>
-              <w:left w:w="100.0" w:type="dxa"/>
-              <w:bottom w:w="100.0" w:type="dxa"/>
-              <w:right w:w="100.0" w:type="dxa"/>
-            </w:tcMar>
-            <w:vAlign w:val="top"/>
-          </w:tcPr>
-          <w:p>
-            <w:pPr>
-              <w:rPr>
-                <w:rFonts w:ascii="Times New Roman" w:cs="Times New Roman" w:eastAsia="Times New Roman" w:hAnsi="Times New Roman"/>
-                <w:sz w:val="26"/>
-                <w:szCs w:val="26"/>
-              </w:rPr>
-            </w:pPr>
-            <w:r>
-              <w:rPr>
-                <w:rFonts w:ascii="Times New Roman" w:cs="Times New Roman" w:eastAsia="Times New Roman" w:hAnsi="Times New Roman"/>
-                <w:sz w:val="26"/>
-                <w:szCs w:val="26"/>
-                <w:rtl w:val="0"/>
-              </w:rPr>
-              <w:t xml:space="preserve">Theo dõi kết quả kiểm tra, phân tích finding và đề xuất hướng xử lý.</w:t>
-            </w:r>
-          </w:p>
-        </w:tc>
-      </w:tr>
-      <w:tr>
-        <w:trPr>
-          <w:cantSplit w:val="0"/>
-          <w:trHeight w:val="500" w:hRule="atLeast"/>
-          <w:tblHeader w:val="0"/>
-        </w:trPr>
-        <w:tc>
-          <w:tcPr>
-            <w:tcBorders>
-              <w:top w:color="000000" w:space="0" w:sz="4" w:val="single"/>
-              <w:left w:color="000000" w:space="0" w:sz="4" w:val="single"/>
-              <w:bottom w:color="000000" w:space="0" w:sz="4" w:val="single"/>
-              <w:right w:color="000000" w:space="0" w:sz="4" w:val="single"/>
-            </w:tcBorders>
-            <w:tcMar>
-              <w:top w:w="100.0" w:type="dxa"/>
-              <w:left w:w="100.0" w:type="dxa"/>
-              <w:bottom w:w="100.0" w:type="dxa"/>
-              <w:right w:w="100.0" w:type="dxa"/>
-            </w:tcMar>
-            <w:vAlign w:val="top"/>
-          </w:tcPr>
-          <w:p>
-            <w:pPr>
-              <w:rPr>
-                <w:rFonts w:ascii="Times New Roman" w:cs="Times New Roman" w:eastAsia="Times New Roman" w:hAnsi="Times New Roman"/>
-                <w:sz w:val="26"/>
-                <w:szCs w:val="26"/>
-              </w:rPr>
-            </w:pPr>
-            <w:r>
-              <w:rPr>
-                <w:rFonts w:ascii="Times New Roman" w:cs="Times New Roman" w:eastAsia="Times New Roman" w:hAnsi="Times New Roman"/>
-                <w:b w:val="1"/>
-                <w:bCs w:val="1"/>
-                <w:sz w:val="26"/>
-                <w:szCs w:val="26"/>
-                <w:rtl w:val="0"/>
-              </w:rPr>
-              <w:t xml:space="preserve">Viewer</w:t>
-            </w:r>
-            <w:r>
-              <w:rPr>
-                <w:rtl w:val="0"/>
-              </w:rPr>
-            </w:r>
-          </w:p>
-        </w:tc>
-        <w:tc>
-          <w:tcPr>
-            <w:tcBorders>
-              <w:top w:color="000000" w:space="0" w:sz="4" w:val="single"/>
-              <w:left w:color="000000" w:space="0" w:sz="4" w:val="single"/>
-              <w:bottom w:color="000000" w:space="0" w:sz="4" w:val="single"/>
-              <w:right w:color="000000" w:space="0" w:sz="4" w:val="single"/>
-            </w:tcBorders>
-            <w:tcMar>
-              <w:top w:w="100.0" w:type="dxa"/>
-              <w:left w:w="100.0" w:type="dxa"/>
-              <w:bottom w:w="100.0" w:type="dxa"/>
-              <w:right w:w="100.0" w:type="dxa"/>
-            </w:tcMar>
-            <w:vAlign w:val="top"/>
-          </w:tcPr>
-          <w:p>
-            <w:pPr>
-              <w:rPr>
-                <w:rFonts w:ascii="Times New Roman" w:cs="Times New Roman" w:eastAsia="Times New Roman" w:hAnsi="Times New Roman"/>
-                <w:sz w:val="26"/>
-                <w:szCs w:val="26"/>
-              </w:rPr>
-            </w:pPr>
-            <w:r>
-              <w:rPr>
-                <w:rFonts w:ascii="Times New Roman" w:cs="Times New Roman" w:eastAsia="Times New Roman" w:hAnsi="Times New Roman"/>
-                <w:sz w:val="26"/>
-                <w:szCs w:val="26"/>
-                <w:rtl w:val="0"/>
-              </w:rPr>
-              <w:t xml:space="preserve">Xem dashboard, kết quả và evidence trong phạm vi được cấp quyền.</w:t>
+              <w:t xml:space="preserve">Quản lý Policy/Rule và cấu hình hệ thống; xem xét và phê duyệt Rule/Control do AI Agent đề xuất khi có Policy mới.</w:t>
             </w:r>
           </w:p>
         </w:tc>
@@ -2277,7 +3026,7 @@
           <w:szCs w:val="26"/>
           <w:rtl w:val="0"/>
         </w:rPr>
-        <w:t xml:space="preserve">Nguyên tắc SoD: người tạo yêu cầu không được tự phê duyệt yêu cầu của mình. Với các quy trình yêu cầu mức kiểm soát cao hơn, người yêu cầu, người phê duyệt và người thực thi có thể được yêu cầu là các cá nhân độc lập.</w:t>
+        <w:t xml:space="preserve">AI Agent đóng vai trò điều phối chính trong cả hai luồng, giúp giảm số lượng thao tác thủ công của người dùng.</w:t>
       </w:r>
     </w:p>
     <w:p>
@@ -2292,8 +3041,8 @@
           <w:szCs w:val="26"/>
         </w:rPr>
       </w:pPr>
-      <w:bookmarkStart w:colFirst="0" w:colLast="0" w:name="_z5ppfcqw6hf" w:id="8"/>
-      <w:bookmarkEnd w:id="8"/>
+      <w:bookmarkStart w:colFirst="0" w:colLast="0" w:name="_z5ppfcqw6hf" w:id="10"/>
+      <w:bookmarkEnd w:id="10"/>
       <w:r>
         <w:rPr>
           <w:rtl w:val="0"/>
@@ -3100,7 +3849,7 @@
     </w:tbl>
     <w:p>
       <w:pPr>
-        <w:jc w:val="left"/>
+        <w:spacing w:after="240" w:before="240" w:lineRule="auto"/>
         <w:rPr>
           <w:rFonts w:ascii="Times New Roman" w:cs="Times New Roman" w:eastAsia="Times New Roman" w:hAnsi="Times New Roman"/>
           <w:b w:val="1"/>
@@ -3111,6 +3860,15 @@
       </w:pPr>
       <w:r>
         <w:rPr>
+          <w:rFonts w:ascii="Times New Roman" w:cs="Times New Roman" w:eastAsia="Times New Roman" w:hAnsi="Times New Roman"/>
+          <w:sz w:val="26"/>
+          <w:szCs w:val="26"/>
+          <w:rtl w:val="0"/>
+        </w:rPr>
+        <w:t xml:space="preserve">Nguyên tắc SoD: người tạo yêu cầu không được tự phê duyệt yêu cầu của mình. Với các quy trình yêu cầu mức kiểm soát cao hơn, người yêu cầu, người phê duyệt và người thực thi có thể được yêu cầu là các cá nhân độc lập.</w:t>
+      </w:r>
+      <w:r>
+        <w:rPr>
           <w:rtl w:val="0"/>
         </w:rPr>
       </w:r>
@@ -3120,8 +3878,8 @@
         <w:pStyle w:val="Heading1"/>
         <w:rPr/>
       </w:pPr>
-      <w:bookmarkStart w:colFirst="0" w:colLast="0" w:name="_hsfvjhd73emw" w:id="9"/>
-      <w:bookmarkEnd w:id="9"/>
+      <w:bookmarkStart w:colFirst="0" w:colLast="0" w:name="_hsfvjhd73emw" w:id="11"/>
+      <w:bookmarkEnd w:id="11"/>
       <w:r>
         <w:rPr>
           <w:rtl w:val="0"/>
@@ -3134,8 +3892,8 @@
         <w:pStyle w:val="Heading2"/>
         <w:rPr/>
       </w:pPr>
-      <w:bookmarkStart w:colFirst="0" w:colLast="0" w:name="_93z37wndor01" w:id="10"/>
-      <w:bookmarkEnd w:id="10"/>
+      <w:bookmarkStart w:colFirst="0" w:colLast="0" w:name="_93z37wndor01" w:id="12"/>
+      <w:bookmarkEnd w:id="12"/>
       <w:r>
         <w:rPr>
           <w:rtl w:val="0"/>
@@ -3148,8 +3906,8 @@
         <w:pStyle w:val="Heading3"/>
         <w:rPr/>
       </w:pPr>
-      <w:bookmarkStart w:colFirst="0" w:colLast="0" w:name="_ket6l7sxeo26" w:id="11"/>
-      <w:bookmarkEnd w:id="11"/>
+      <w:bookmarkStart w:colFirst="0" w:colLast="0" w:name="_ket6l7sxeo26" w:id="13"/>
+      <w:bookmarkEnd w:id="13"/>
       <w:r>
         <w:rPr>
           <w:rtl w:val="0"/>
@@ -3295,8 +4053,8 @@
         <w:pStyle w:val="Heading3"/>
         <w:rPr/>
       </w:pPr>
-      <w:bookmarkStart w:colFirst="0" w:colLast="0" w:name="_sirgopsnz35t" w:id="12"/>
-      <w:bookmarkEnd w:id="12"/>
+      <w:bookmarkStart w:colFirst="0" w:colLast="0" w:name="_sirgopsnz35t" w:id="14"/>
+      <w:bookmarkEnd w:id="14"/>
       <w:r>
         <w:rPr>
           <w:rtl w:val="0"/>
@@ -3400,8 +4158,8 @@
         <w:spacing w:after="240" w:before="240" w:lineRule="auto"/>
         <w:rPr/>
       </w:pPr>
-      <w:bookmarkStart w:colFirst="0" w:colLast="0" w:name="_cf924hv29yol" w:id="13"/>
-      <w:bookmarkEnd w:id="13"/>
+      <w:bookmarkStart w:colFirst="0" w:colLast="0" w:name="_cf924hv29yol" w:id="15"/>
+      <w:bookmarkEnd w:id="15"/>
       <w:r>
         <w:rPr>
           <w:rtl w:val="0"/>
@@ -3470,7 +4228,7 @@
       <w:pPr>
         <w:numPr>
           <w:ilvl w:val="0"/>
-          <w:numId w:val="3"/>
+          <w:numId w:val="4"/>
         </w:numPr>
         <w:spacing w:after="0" w:afterAutospacing="0" w:before="240" w:lineRule="auto"/>
         <w:ind w:left="720" w:hanging="360"/>
@@ -3494,7 +4252,7 @@
       <w:pPr>
         <w:numPr>
           <w:ilvl w:val="0"/>
-          <w:numId w:val="3"/>
+          <w:numId w:val="4"/>
         </w:numPr>
         <w:spacing w:after="0" w:afterAutospacing="0" w:before="0" w:beforeAutospacing="0" w:lineRule="auto"/>
         <w:ind w:left="720" w:hanging="360"/>
@@ -3518,7 +4276,7 @@
       <w:pPr>
         <w:numPr>
           <w:ilvl w:val="0"/>
-          <w:numId w:val="3"/>
+          <w:numId w:val="4"/>
         </w:numPr>
         <w:spacing w:after="0" w:afterAutospacing="0" w:before="0" w:beforeAutospacing="0" w:lineRule="auto"/>
         <w:ind w:left="720" w:hanging="360"/>
@@ -3542,7 +4300,7 @@
       <w:pPr>
         <w:numPr>
           <w:ilvl w:val="0"/>
-          <w:numId w:val="3"/>
+          <w:numId w:val="4"/>
         </w:numPr>
         <w:spacing w:after="0" w:afterAutospacing="0" w:before="0" w:beforeAutospacing="0" w:lineRule="auto"/>
         <w:ind w:left="720" w:hanging="360"/>
@@ -3566,7 +4324,7 @@
       <w:pPr>
         <w:numPr>
           <w:ilvl w:val="0"/>
-          <w:numId w:val="3"/>
+          <w:numId w:val="4"/>
         </w:numPr>
         <w:spacing w:after="240" w:before="0" w:beforeAutospacing="0" w:lineRule="auto"/>
         <w:ind w:left="720" w:hanging="360"/>
@@ -4543,8 +5301,8 @@
         <w:pStyle w:val="Heading2"/>
         <w:rPr/>
       </w:pPr>
-      <w:bookmarkStart w:colFirst="0" w:colLast="0" w:name="_o2k8y0z4v23e" w:id="14"/>
-      <w:bookmarkEnd w:id="14"/>
+      <w:bookmarkStart w:colFirst="0" w:colLast="0" w:name="_o2k8y0z4v23e" w:id="16"/>
+      <w:bookmarkEnd w:id="16"/>
       <w:r>
         <w:rPr>
           <w:rtl w:val="0"/>
@@ -4557,8 +5315,8 @@
         <w:pStyle w:val="Heading3"/>
         <w:rPr/>
       </w:pPr>
-      <w:bookmarkStart w:colFirst="0" w:colLast="0" w:name="_6k82glzc39pp" w:id="15"/>
-      <w:bookmarkEnd w:id="15"/>
+      <w:bookmarkStart w:colFirst="0" w:colLast="0" w:name="_6k82glzc39pp" w:id="17"/>
+      <w:bookmarkEnd w:id="17"/>
       <w:r>
         <w:rPr>
           <w:rtl w:val="0"/>
@@ -4924,8 +5682,8 @@
         <w:pStyle w:val="Heading3"/>
         <w:rPr/>
       </w:pPr>
-      <w:bookmarkStart w:colFirst="0" w:colLast="0" w:name="_6rpxlqoos6bd" w:id="16"/>
-      <w:bookmarkEnd w:id="16"/>
+      <w:bookmarkStart w:colFirst="0" w:colLast="0" w:name="_6rpxlqoos6bd" w:id="18"/>
+      <w:bookmarkEnd w:id="18"/>
       <w:r>
         <w:rPr>
           <w:rtl w:val="0"/>
@@ -5296,8 +6054,8 @@
         <w:pStyle w:val="Heading3"/>
         <w:rPr/>
       </w:pPr>
-      <w:bookmarkStart w:colFirst="0" w:colLast="0" w:name="_u9o2xy2bmgr6" w:id="17"/>
-      <w:bookmarkEnd w:id="17"/>
+      <w:bookmarkStart w:colFirst="0" w:colLast="0" w:name="_u9o2xy2bmgr6" w:id="19"/>
+      <w:bookmarkEnd w:id="19"/>
       <w:r>
         <w:rPr>
           <w:rtl w:val="0"/>
@@ -6009,7 +6767,7 @@
       <w:pPr>
         <w:numPr>
           <w:ilvl w:val="0"/>
-          <w:numId w:val="4"/>
+          <w:numId w:val="5"/>
         </w:numPr>
         <w:spacing w:after="0" w:afterAutospacing="0" w:lineRule="auto"/>
         <w:ind w:left="720" w:hanging="360"/>
@@ -6070,7 +6828,7 @@
       <w:pPr>
         <w:numPr>
           <w:ilvl w:val="0"/>
-          <w:numId w:val="4"/>
+          <w:numId w:val="5"/>
         </w:numPr>
         <w:spacing w:after="0" w:afterAutospacing="0" w:lineRule="auto"/>
         <w:ind w:left="720" w:hanging="360"/>
@@ -6095,7 +6853,7 @@
       <w:pPr>
         <w:numPr>
           <w:ilvl w:val="0"/>
-          <w:numId w:val="4"/>
+          <w:numId w:val="5"/>
         </w:numPr>
         <w:spacing w:after="0" w:afterAutospacing="0" w:lineRule="auto"/>
         <w:ind w:left="720" w:hanging="360"/>
@@ -6148,7 +6906,7 @@
       <w:pPr>
         <w:numPr>
           <w:ilvl w:val="0"/>
-          <w:numId w:val="4"/>
+          <w:numId w:val="5"/>
         </w:numPr>
         <w:spacing w:after="0" w:afterAutospacing="0" w:lineRule="auto"/>
         <w:ind w:left="720" w:hanging="360"/>
@@ -6191,7 +6949,7 @@
       <w:pPr>
         <w:numPr>
           <w:ilvl w:val="0"/>
-          <w:numId w:val="4"/>
+          <w:numId w:val="5"/>
         </w:numPr>
         <w:spacing w:after="140" w:lineRule="auto"/>
         <w:ind w:left="720" w:hanging="360"/>
@@ -6261,8 +7019,8 @@
         <w:pStyle w:val="Heading2"/>
         <w:rPr/>
       </w:pPr>
-      <w:bookmarkStart w:colFirst="0" w:colLast="0" w:name="_erfmyuff7237" w:id="18"/>
-      <w:bookmarkEnd w:id="18"/>
+      <w:bookmarkStart w:colFirst="0" w:colLast="0" w:name="_erfmyuff7237" w:id="20"/>
+      <w:bookmarkEnd w:id="20"/>
       <w:r>
         <w:rPr>
           <w:rtl w:val="0"/>
@@ -6275,8 +7033,8 @@
         <w:pStyle w:val="Heading3"/>
         <w:rPr/>
       </w:pPr>
-      <w:bookmarkStart w:colFirst="0" w:colLast="0" w:name="_22y81x14bl9l" w:id="19"/>
-      <w:bookmarkEnd w:id="19"/>
+      <w:bookmarkStart w:colFirst="0" w:colLast="0" w:name="_22y81x14bl9l" w:id="21"/>
+      <w:bookmarkEnd w:id="21"/>
       <w:r>
         <w:rPr>
           <w:rtl w:val="0"/>
@@ -6288,7 +7046,7 @@
       <w:pPr>
         <w:numPr>
           <w:ilvl w:val="0"/>
-          <w:numId w:val="11"/>
+          <w:numId w:val="13"/>
         </w:numPr>
         <w:ind w:left="720" w:hanging="360"/>
         <w:jc w:val="left"/>
@@ -6312,7 +7070,7 @@
       <w:pPr>
         <w:numPr>
           <w:ilvl w:val="0"/>
-          <w:numId w:val="11"/>
+          <w:numId w:val="13"/>
         </w:numPr>
         <w:ind w:left="720" w:hanging="360"/>
         <w:jc w:val="left"/>
@@ -6336,7 +7094,7 @@
       <w:pPr>
         <w:numPr>
           <w:ilvl w:val="1"/>
-          <w:numId w:val="11"/>
+          <w:numId w:val="13"/>
         </w:numPr>
         <w:ind w:left="1440" w:hanging="360"/>
         <w:jc w:val="left"/>
@@ -6360,7 +7118,7 @@
       <w:pPr>
         <w:numPr>
           <w:ilvl w:val="1"/>
-          <w:numId w:val="11"/>
+          <w:numId w:val="13"/>
         </w:numPr>
         <w:ind w:left="1440" w:hanging="360"/>
         <w:jc w:val="left"/>
@@ -6384,7 +7142,7 @@
       <w:pPr>
         <w:numPr>
           <w:ilvl w:val="1"/>
-          <w:numId w:val="11"/>
+          <w:numId w:val="13"/>
         </w:numPr>
         <w:ind w:left="1440" w:hanging="360"/>
         <w:jc w:val="left"/>
@@ -6408,7 +7166,7 @@
       <w:pPr>
         <w:numPr>
           <w:ilvl w:val="0"/>
-          <w:numId w:val="11"/>
+          <w:numId w:val="13"/>
         </w:numPr>
         <w:ind w:left="720" w:hanging="360"/>
         <w:jc w:val="left"/>
@@ -6432,7 +7190,7 @@
       <w:pPr>
         <w:numPr>
           <w:ilvl w:val="0"/>
-          <w:numId w:val="11"/>
+          <w:numId w:val="13"/>
         </w:numPr>
         <w:ind w:left="720" w:hanging="360"/>
         <w:jc w:val="left"/>
@@ -6457,8 +7215,8 @@
         <w:pStyle w:val="Heading3"/>
         <w:rPr/>
       </w:pPr>
-      <w:bookmarkStart w:colFirst="0" w:colLast="0" w:name="_q8tfmg484cnc" w:id="20"/>
-      <w:bookmarkEnd w:id="20"/>
+      <w:bookmarkStart w:colFirst="0" w:colLast="0" w:name="_q8tfmg484cnc" w:id="22"/>
+      <w:bookmarkEnd w:id="22"/>
       <w:r>
         <w:rPr>
           <w:rtl w:val="0"/>
@@ -6470,7 +7228,7 @@
       <w:pPr>
         <w:numPr>
           <w:ilvl w:val="0"/>
-          <w:numId w:val="2"/>
+          <w:numId w:val="3"/>
         </w:numPr>
         <w:ind w:left="720" w:hanging="360"/>
         <w:jc w:val="left"/>
@@ -6494,7 +7252,7 @@
       <w:pPr>
         <w:numPr>
           <w:ilvl w:val="0"/>
-          <w:numId w:val="2"/>
+          <w:numId w:val="3"/>
         </w:numPr>
         <w:ind w:left="720" w:hanging="360"/>
         <w:jc w:val="left"/>
@@ -6518,7 +7276,7 @@
       <w:pPr>
         <w:numPr>
           <w:ilvl w:val="0"/>
-          <w:numId w:val="2"/>
+          <w:numId w:val="3"/>
         </w:numPr>
         <w:ind w:left="720" w:hanging="360"/>
         <w:jc w:val="left"/>
@@ -6542,7 +7300,7 @@
       <w:pPr>
         <w:numPr>
           <w:ilvl w:val="0"/>
-          <w:numId w:val="2"/>
+          <w:numId w:val="3"/>
         </w:numPr>
         <w:ind w:left="720" w:hanging="360"/>
         <w:jc w:val="left"/>
@@ -6567,8 +7325,8 @@
         <w:pStyle w:val="Heading3"/>
         <w:rPr/>
       </w:pPr>
-      <w:bookmarkStart w:colFirst="0" w:colLast="0" w:name="_7o64swj0ot6u" w:id="21"/>
-      <w:bookmarkEnd w:id="21"/>
+      <w:bookmarkStart w:colFirst="0" w:colLast="0" w:name="_7o64swj0ot6u" w:id="23"/>
+      <w:bookmarkEnd w:id="23"/>
       <w:r>
         <w:rPr>
           <w:rtl w:val="0"/>
@@ -6580,7 +7338,7 @@
       <w:pPr>
         <w:numPr>
           <w:ilvl w:val="0"/>
-          <w:numId w:val="10"/>
+          <w:numId w:val="12"/>
         </w:numPr>
         <w:ind w:left="720" w:hanging="360"/>
         <w:rPr>
@@ -6603,7 +7361,7 @@
       <w:pPr>
         <w:numPr>
           <w:ilvl w:val="0"/>
-          <w:numId w:val="10"/>
+          <w:numId w:val="12"/>
         </w:numPr>
         <w:ind w:left="720" w:hanging="360"/>
         <w:rPr>
@@ -6626,7 +7384,7 @@
       <w:pPr>
         <w:numPr>
           <w:ilvl w:val="0"/>
-          <w:numId w:val="10"/>
+          <w:numId w:val="12"/>
         </w:numPr>
         <w:ind w:left="720" w:hanging="360"/>
         <w:rPr>
@@ -6649,7 +7407,7 @@
       <w:pPr>
         <w:numPr>
           <w:ilvl w:val="0"/>
-          <w:numId w:val="10"/>
+          <w:numId w:val="12"/>
         </w:numPr>
         <w:ind w:left="720" w:hanging="360"/>
         <w:rPr>
@@ -6672,7 +7430,7 @@
       <w:pPr>
         <w:numPr>
           <w:ilvl w:val="0"/>
-          <w:numId w:val="10"/>
+          <w:numId w:val="12"/>
         </w:numPr>
         <w:ind w:left="720" w:hanging="360"/>
         <w:rPr>
@@ -6695,7 +7453,7 @@
       <w:pPr>
         <w:numPr>
           <w:ilvl w:val="0"/>
-          <w:numId w:val="10"/>
+          <w:numId w:val="12"/>
         </w:numPr>
         <w:ind w:left="720" w:hanging="360"/>
         <w:rPr>
@@ -6718,7 +7476,7 @@
       <w:pPr>
         <w:numPr>
           <w:ilvl w:val="0"/>
-          <w:numId w:val="10"/>
+          <w:numId w:val="12"/>
         </w:numPr>
         <w:ind w:left="720" w:hanging="360"/>
         <w:rPr>
@@ -6741,7 +7499,7 @@
       <w:pPr>
         <w:numPr>
           <w:ilvl w:val="0"/>
-          <w:numId w:val="10"/>
+          <w:numId w:val="12"/>
         </w:numPr>
         <w:ind w:left="720" w:hanging="360"/>
         <w:rPr>
@@ -6765,8 +7523,8 @@
         <w:pStyle w:val="Heading3"/>
         <w:rPr/>
       </w:pPr>
-      <w:bookmarkStart w:colFirst="0" w:colLast="0" w:name="_qz8lqj3vw35" w:id="22"/>
-      <w:bookmarkEnd w:id="22"/>
+      <w:bookmarkStart w:colFirst="0" w:colLast="0" w:name="_qz8lqj3vw35" w:id="24"/>
+      <w:bookmarkEnd w:id="24"/>
       <w:r>
         <w:rPr>
           <w:rtl w:val="0"/>
@@ -6894,8 +7652,8 @@
         <w:pStyle w:val="Heading1"/>
         <w:rPr/>
       </w:pPr>
-      <w:bookmarkStart w:colFirst="0" w:colLast="0" w:name="_o39xwawx2dkq" w:id="23"/>
-      <w:bookmarkEnd w:id="23"/>
+      <w:bookmarkStart w:colFirst="0" w:colLast="0" w:name="_o39xwawx2dkq" w:id="25"/>
+      <w:bookmarkEnd w:id="25"/>
       <w:r>
         <w:rPr>
           <w:rtl w:val="0"/>
@@ -7143,8 +7901,8 @@
         <w:spacing w:after="80" w:before="360" w:lineRule="auto"/>
         <w:rPr/>
       </w:pPr>
-      <w:bookmarkStart w:colFirst="0" w:colLast="0" w:name="_eyrwrp8v6av9" w:id="24"/>
-      <w:bookmarkEnd w:id="24"/>
+      <w:bookmarkStart w:colFirst="0" w:colLast="0" w:name="_eyrwrp8v6av9" w:id="26"/>
+      <w:bookmarkEnd w:id="26"/>
       <w:r>
         <w:rPr>
           <w:rtl w:val="0"/>
@@ -7198,8 +7956,8 @@
         <w:spacing w:after="80" w:before="280" w:lineRule="auto"/>
         <w:rPr/>
       </w:pPr>
-      <w:bookmarkStart w:colFirst="0" w:colLast="0" w:name="_658orga97vxy" w:id="25"/>
-      <w:bookmarkEnd w:id="25"/>
+      <w:bookmarkStart w:colFirst="0" w:colLast="0" w:name="_658orga97vxy" w:id="27"/>
+      <w:bookmarkEnd w:id="27"/>
       <w:r>
         <w:rPr>
           <w:rtl w:val="0"/>
@@ -7539,8 +8297,8 @@
         <w:spacing w:after="80" w:before="280" w:lineRule="auto"/>
         <w:rPr/>
       </w:pPr>
-      <w:bookmarkStart w:colFirst="0" w:colLast="0" w:name="_r188ip9u96s0" w:id="26"/>
-      <w:bookmarkEnd w:id="26"/>
+      <w:bookmarkStart w:colFirst="0" w:colLast="0" w:name="_r188ip9u96s0" w:id="28"/>
+      <w:bookmarkEnd w:id="28"/>
       <w:r>
         <w:rPr>
           <w:rtl w:val="0"/>
@@ -8561,8 +9319,8 @@
           <w:szCs w:val="26"/>
         </w:rPr>
       </w:pPr>
-      <w:bookmarkStart w:colFirst="0" w:colLast="0" w:name="_tx80g9hy44z4" w:id="27"/>
-      <w:bookmarkEnd w:id="27"/>
+      <w:bookmarkStart w:colFirst="0" w:colLast="0" w:name="_tx80g9hy44z4" w:id="29"/>
+      <w:bookmarkEnd w:id="29"/>
       <w:r>
         <w:rPr>
           <w:rtl w:val="0"/>
@@ -9883,6 +10641,116 @@
     <w:lvl w:ilvl="0">
       <w:start w:val="1"/>
       <w:numFmt w:val="bullet"/>
+      <w:lvlText w:val="●"/>
+      <w:lvlJc w:val="left"/>
+      <w:pPr>
+        <w:ind w:left="720" w:hanging="360"/>
+      </w:pPr>
+      <w:rPr>
+        <w:u w:val="none"/>
+      </w:rPr>
+    </w:lvl>
+    <w:lvl w:ilvl="1">
+      <w:start w:val="1"/>
+      <w:numFmt w:val="bullet"/>
+      <w:lvlText w:val="○"/>
+      <w:lvlJc w:val="left"/>
+      <w:pPr>
+        <w:ind w:left="1440" w:hanging="360"/>
+      </w:pPr>
+      <w:rPr>
+        <w:u w:val="none"/>
+      </w:rPr>
+    </w:lvl>
+    <w:lvl w:ilvl="2">
+      <w:start w:val="1"/>
+      <w:numFmt w:val="bullet"/>
+      <w:lvlText w:val="■"/>
+      <w:lvlJc w:val="left"/>
+      <w:pPr>
+        <w:ind w:left="2160" w:hanging="360"/>
+      </w:pPr>
+      <w:rPr>
+        <w:u w:val="none"/>
+      </w:rPr>
+    </w:lvl>
+    <w:lvl w:ilvl="3">
+      <w:start w:val="1"/>
+      <w:numFmt w:val="bullet"/>
+      <w:lvlText w:val="●"/>
+      <w:lvlJc w:val="left"/>
+      <w:pPr>
+        <w:ind w:left="2880" w:hanging="360"/>
+      </w:pPr>
+      <w:rPr>
+        <w:u w:val="none"/>
+      </w:rPr>
+    </w:lvl>
+    <w:lvl w:ilvl="4">
+      <w:start w:val="1"/>
+      <w:numFmt w:val="bullet"/>
+      <w:lvlText w:val="○"/>
+      <w:lvlJc w:val="left"/>
+      <w:pPr>
+        <w:ind w:left="3600" w:hanging="360"/>
+      </w:pPr>
+      <w:rPr>
+        <w:u w:val="none"/>
+      </w:rPr>
+    </w:lvl>
+    <w:lvl w:ilvl="5">
+      <w:start w:val="1"/>
+      <w:numFmt w:val="bullet"/>
+      <w:lvlText w:val="■"/>
+      <w:lvlJc w:val="left"/>
+      <w:pPr>
+        <w:ind w:left="4320" w:hanging="360"/>
+      </w:pPr>
+      <w:rPr>
+        <w:u w:val="none"/>
+      </w:rPr>
+    </w:lvl>
+    <w:lvl w:ilvl="6">
+      <w:start w:val="1"/>
+      <w:numFmt w:val="bullet"/>
+      <w:lvlText w:val="●"/>
+      <w:lvlJc w:val="left"/>
+      <w:pPr>
+        <w:ind w:left="5040" w:hanging="360"/>
+      </w:pPr>
+      <w:rPr>
+        <w:u w:val="none"/>
+      </w:rPr>
+    </w:lvl>
+    <w:lvl w:ilvl="7">
+      <w:start w:val="1"/>
+      <w:numFmt w:val="bullet"/>
+      <w:lvlText w:val="○"/>
+      <w:lvlJc w:val="left"/>
+      <w:pPr>
+        <w:ind w:left="5760" w:hanging="360"/>
+      </w:pPr>
+      <w:rPr>
+        <w:u w:val="none"/>
+      </w:rPr>
+    </w:lvl>
+    <w:lvl w:ilvl="8">
+      <w:start w:val="1"/>
+      <w:numFmt w:val="bullet"/>
+      <w:lvlText w:val="■"/>
+      <w:lvlJc w:val="left"/>
+      <w:pPr>
+        <w:ind w:left="6480" w:hanging="360"/>
+      </w:pPr>
+      <w:rPr>
+        <w:u w:val="none"/>
+      </w:rPr>
+    </w:lvl>
+  </w:abstractNum>
+  <w:abstractNum w:abstractNumId="3">
+    <w:lvl w:ilvl="0">
+      <w:start w:val="1"/>
+      <w:numFmt w:val="bullet"/>
       <w:lvlText w:val="-"/>
       <w:lvlJc w:val="left"/>
       <w:pPr>
@@ -9989,7 +10857,7 @@
       </w:rPr>
     </w:lvl>
   </w:abstractNum>
-  <w:abstractNum w:abstractNumId="3">
+  <w:abstractNum w:abstractNumId="4">
     <w:lvl w:ilvl="0">
       <w:start w:val="1"/>
       <w:numFmt w:val="decimal"/>
@@ -10099,7 +10967,7 @@
       </w:rPr>
     </w:lvl>
   </w:abstractNum>
-  <w:abstractNum w:abstractNumId="4">
+  <w:abstractNum w:abstractNumId="5">
     <w:lvl w:ilvl="0">
       <w:start w:val="1"/>
       <w:numFmt w:val="decimal"/>
@@ -10219,116 +11087,6 @@
       </w:rPr>
     </w:lvl>
   </w:abstractNum>
-  <w:abstractNum w:abstractNumId="5">
-    <w:lvl w:ilvl="0">
-      <w:start w:val="1"/>
-      <w:numFmt w:val="bullet"/>
-      <w:lvlText w:val="●"/>
-      <w:lvlJc w:val="left"/>
-      <w:pPr>
-        <w:ind w:left="720" w:hanging="360"/>
-      </w:pPr>
-      <w:rPr>
-        <w:u w:val="none"/>
-      </w:rPr>
-    </w:lvl>
-    <w:lvl w:ilvl="1">
-      <w:start w:val="1"/>
-      <w:numFmt w:val="bullet"/>
-      <w:lvlText w:val="○"/>
-      <w:lvlJc w:val="left"/>
-      <w:pPr>
-        <w:ind w:left="1440" w:hanging="360"/>
-      </w:pPr>
-      <w:rPr>
-        <w:u w:val="none"/>
-      </w:rPr>
-    </w:lvl>
-    <w:lvl w:ilvl="2">
-      <w:start w:val="1"/>
-      <w:numFmt w:val="bullet"/>
-      <w:lvlText w:val="■"/>
-      <w:lvlJc w:val="left"/>
-      <w:pPr>
-        <w:ind w:left="2160" w:hanging="360"/>
-      </w:pPr>
-      <w:rPr>
-        <w:u w:val="none"/>
-      </w:rPr>
-    </w:lvl>
-    <w:lvl w:ilvl="3">
-      <w:start w:val="1"/>
-      <w:numFmt w:val="bullet"/>
-      <w:lvlText w:val="●"/>
-      <w:lvlJc w:val="left"/>
-      <w:pPr>
-        <w:ind w:left="2880" w:hanging="360"/>
-      </w:pPr>
-      <w:rPr>
-        <w:u w:val="none"/>
-      </w:rPr>
-    </w:lvl>
-    <w:lvl w:ilvl="4">
-      <w:start w:val="1"/>
-      <w:numFmt w:val="bullet"/>
-      <w:lvlText w:val="○"/>
-      <w:lvlJc w:val="left"/>
-      <w:pPr>
-        <w:ind w:left="3600" w:hanging="360"/>
-      </w:pPr>
-      <w:rPr>
-        <w:u w:val="none"/>
-      </w:rPr>
-    </w:lvl>
-    <w:lvl w:ilvl="5">
-      <w:start w:val="1"/>
-      <w:numFmt w:val="bullet"/>
-      <w:lvlText w:val="■"/>
-      <w:lvlJc w:val="left"/>
-      <w:pPr>
-        <w:ind w:left="4320" w:hanging="360"/>
-      </w:pPr>
-      <w:rPr>
-        <w:u w:val="none"/>
-      </w:rPr>
-    </w:lvl>
-    <w:lvl w:ilvl="6">
-      <w:start w:val="1"/>
-      <w:numFmt w:val="bullet"/>
-      <w:lvlText w:val="●"/>
-      <w:lvlJc w:val="left"/>
-      <w:pPr>
-        <w:ind w:left="5040" w:hanging="360"/>
-      </w:pPr>
-      <w:rPr>
-        <w:u w:val="none"/>
-      </w:rPr>
-    </w:lvl>
-    <w:lvl w:ilvl="7">
-      <w:start w:val="1"/>
-      <w:numFmt w:val="bullet"/>
-      <w:lvlText w:val="○"/>
-      <w:lvlJc w:val="left"/>
-      <w:pPr>
-        <w:ind w:left="5760" w:hanging="360"/>
-      </w:pPr>
-      <w:rPr>
-        <w:u w:val="none"/>
-      </w:rPr>
-    </w:lvl>
-    <w:lvl w:ilvl="8">
-      <w:start w:val="1"/>
-      <w:numFmt w:val="bullet"/>
-      <w:lvlText w:val="■"/>
-      <w:lvlJc w:val="left"/>
-      <w:pPr>
-        <w:ind w:left="6480" w:hanging="360"/>
-      </w:pPr>
-      <w:rPr>
-        <w:u w:val="none"/>
-      </w:rPr>
-    </w:lvl>
-  </w:abstractNum>
   <w:abstractNum w:abstractNumId="6">
     <w:lvl w:ilvl="0">
       <w:start w:val="1"/>
@@ -10780,6 +11538,226 @@
     <w:lvl w:ilvl="0">
       <w:start w:val="1"/>
       <w:numFmt w:val="bullet"/>
+      <w:lvlText w:val="●"/>
+      <w:lvlJc w:val="left"/>
+      <w:pPr>
+        <w:ind w:left="720" w:hanging="360"/>
+      </w:pPr>
+      <w:rPr>
+        <w:u w:val="none"/>
+      </w:rPr>
+    </w:lvl>
+    <w:lvl w:ilvl="1">
+      <w:start w:val="1"/>
+      <w:numFmt w:val="bullet"/>
+      <w:lvlText w:val="○"/>
+      <w:lvlJc w:val="left"/>
+      <w:pPr>
+        <w:ind w:left="1440" w:hanging="360"/>
+      </w:pPr>
+      <w:rPr>
+        <w:u w:val="none"/>
+      </w:rPr>
+    </w:lvl>
+    <w:lvl w:ilvl="2">
+      <w:start w:val="1"/>
+      <w:numFmt w:val="bullet"/>
+      <w:lvlText w:val="■"/>
+      <w:lvlJc w:val="left"/>
+      <w:pPr>
+        <w:ind w:left="2160" w:hanging="360"/>
+      </w:pPr>
+      <w:rPr>
+        <w:u w:val="none"/>
+      </w:rPr>
+    </w:lvl>
+    <w:lvl w:ilvl="3">
+      <w:start w:val="1"/>
+      <w:numFmt w:val="bullet"/>
+      <w:lvlText w:val="●"/>
+      <w:lvlJc w:val="left"/>
+      <w:pPr>
+        <w:ind w:left="2880" w:hanging="360"/>
+      </w:pPr>
+      <w:rPr>
+        <w:u w:val="none"/>
+      </w:rPr>
+    </w:lvl>
+    <w:lvl w:ilvl="4">
+      <w:start w:val="1"/>
+      <w:numFmt w:val="bullet"/>
+      <w:lvlText w:val="○"/>
+      <w:lvlJc w:val="left"/>
+      <w:pPr>
+        <w:ind w:left="3600" w:hanging="360"/>
+      </w:pPr>
+      <w:rPr>
+        <w:u w:val="none"/>
+      </w:rPr>
+    </w:lvl>
+    <w:lvl w:ilvl="5">
+      <w:start w:val="1"/>
+      <w:numFmt w:val="bullet"/>
+      <w:lvlText w:val="■"/>
+      <w:lvlJc w:val="left"/>
+      <w:pPr>
+        <w:ind w:left="4320" w:hanging="360"/>
+      </w:pPr>
+      <w:rPr>
+        <w:u w:val="none"/>
+      </w:rPr>
+    </w:lvl>
+    <w:lvl w:ilvl="6">
+      <w:start w:val="1"/>
+      <w:numFmt w:val="bullet"/>
+      <w:lvlText w:val="●"/>
+      <w:lvlJc w:val="left"/>
+      <w:pPr>
+        <w:ind w:left="5040" w:hanging="360"/>
+      </w:pPr>
+      <w:rPr>
+        <w:u w:val="none"/>
+      </w:rPr>
+    </w:lvl>
+    <w:lvl w:ilvl="7">
+      <w:start w:val="1"/>
+      <w:numFmt w:val="bullet"/>
+      <w:lvlText w:val="○"/>
+      <w:lvlJc w:val="left"/>
+      <w:pPr>
+        <w:ind w:left="5760" w:hanging="360"/>
+      </w:pPr>
+      <w:rPr>
+        <w:u w:val="none"/>
+      </w:rPr>
+    </w:lvl>
+    <w:lvl w:ilvl="8">
+      <w:start w:val="1"/>
+      <w:numFmt w:val="bullet"/>
+      <w:lvlText w:val="■"/>
+      <w:lvlJc w:val="left"/>
+      <w:pPr>
+        <w:ind w:left="6480" w:hanging="360"/>
+      </w:pPr>
+      <w:rPr>
+        <w:u w:val="none"/>
+      </w:rPr>
+    </w:lvl>
+  </w:abstractNum>
+  <w:abstractNum w:abstractNumId="11">
+    <w:lvl w:ilvl="0">
+      <w:start w:val="1"/>
+      <w:numFmt w:val="decimal"/>
+      <w:lvlText w:val="%1."/>
+      <w:lvlJc w:val="left"/>
+      <w:pPr>
+        <w:ind w:left="720" w:hanging="360"/>
+      </w:pPr>
+      <w:rPr>
+        <w:u w:val="none"/>
+      </w:rPr>
+    </w:lvl>
+    <w:lvl w:ilvl="1">
+      <w:start w:val="1"/>
+      <w:numFmt w:val="lowerLetter"/>
+      <w:lvlText w:val="%2."/>
+      <w:lvlJc w:val="left"/>
+      <w:pPr>
+        <w:ind w:left="1440" w:hanging="360"/>
+      </w:pPr>
+      <w:rPr>
+        <w:u w:val="none"/>
+      </w:rPr>
+    </w:lvl>
+    <w:lvl w:ilvl="2">
+      <w:start w:val="1"/>
+      <w:numFmt w:val="lowerRoman"/>
+      <w:lvlText w:val="%3."/>
+      <w:lvlJc w:val="left"/>
+      <w:pPr>
+        <w:ind w:left="2160" w:hanging="360"/>
+      </w:pPr>
+      <w:rPr>
+        <w:u w:val="none"/>
+      </w:rPr>
+    </w:lvl>
+    <w:lvl w:ilvl="3">
+      <w:start w:val="1"/>
+      <w:numFmt w:val="decimal"/>
+      <w:lvlText w:val="%4."/>
+      <w:lvlJc w:val="left"/>
+      <w:pPr>
+        <w:ind w:left="2880" w:hanging="360"/>
+      </w:pPr>
+      <w:rPr>
+        <w:u w:val="none"/>
+      </w:rPr>
+    </w:lvl>
+    <w:lvl w:ilvl="4">
+      <w:start w:val="1"/>
+      <w:numFmt w:val="lowerLetter"/>
+      <w:lvlText w:val="%5."/>
+      <w:lvlJc w:val="left"/>
+      <w:pPr>
+        <w:ind w:left="3600" w:hanging="360"/>
+      </w:pPr>
+      <w:rPr>
+        <w:u w:val="none"/>
+      </w:rPr>
+    </w:lvl>
+    <w:lvl w:ilvl="5">
+      <w:start w:val="1"/>
+      <w:numFmt w:val="lowerRoman"/>
+      <w:lvlText w:val="%6."/>
+      <w:lvlJc w:val="left"/>
+      <w:pPr>
+        <w:ind w:left="4320" w:hanging="360"/>
+      </w:pPr>
+      <w:rPr>
+        <w:u w:val="none"/>
+      </w:rPr>
+    </w:lvl>
+    <w:lvl w:ilvl="6">
+      <w:start w:val="1"/>
+      <w:numFmt w:val="decimal"/>
+      <w:lvlText w:val="%7."/>
+      <w:lvlJc w:val="left"/>
+      <w:pPr>
+        <w:ind w:left="5040" w:hanging="360"/>
+      </w:pPr>
+      <w:rPr>
+        <w:u w:val="none"/>
+      </w:rPr>
+    </w:lvl>
+    <w:lvl w:ilvl="7">
+      <w:start w:val="1"/>
+      <w:numFmt w:val="lowerLetter"/>
+      <w:lvlText w:val="%8."/>
+      <w:lvlJc w:val="left"/>
+      <w:pPr>
+        <w:ind w:left="5760" w:hanging="360"/>
+      </w:pPr>
+      <w:rPr>
+        <w:u w:val="none"/>
+      </w:rPr>
+    </w:lvl>
+    <w:lvl w:ilvl="8">
+      <w:start w:val="1"/>
+      <w:numFmt w:val="lowerRoman"/>
+      <w:lvlText w:val="%9."/>
+      <w:lvlJc w:val="left"/>
+      <w:pPr>
+        <w:ind w:left="6480" w:hanging="360"/>
+      </w:pPr>
+      <w:rPr>
+        <w:u w:val="none"/>
+      </w:rPr>
+    </w:lvl>
+  </w:abstractNum>
+  <w:abstractNum w:abstractNumId="12">
+    <w:lvl w:ilvl="0">
+      <w:start w:val="1"/>
+      <w:numFmt w:val="bullet"/>
       <w:lvlText w:val="-"/>
       <w:lvlJc w:val="left"/>
       <w:pPr>
@@ -10886,7 +11864,7 @@
       </w:rPr>
     </w:lvl>
   </w:abstractNum>
-  <w:abstractNum w:abstractNumId="11">
+  <w:abstractNum w:abstractNumId="13">
     <w:lvl w:ilvl="0">
       <w:start w:val="1"/>
       <w:numFmt w:val="bullet"/>
@@ -11028,6 +12006,12 @@
   </w:num>
   <w:num w:numId="11">
     <w:abstractNumId w:val="11"/>
+  </w:num>
+  <w:num w:numId="12">
+    <w:abstractNumId w:val="12"/>
+  </w:num>
+  <w:num w:numId="13">
+    <w:abstractNumId w:val="13"/>
   </w:num>
 </w:numbering>
 </file>
@@ -11203,9 +12187,6 @@
       <w:tblStyleColBandSize w:val="1"/>
       <w:tblCellMar/>
     </w:tblPr>
-    <w:tcPr>
-      <w:shd w:fill="ffffff" w:val="clear"/>
-    </w:tcPr>
     <w:tblStylePr w:type="band1Horz">
       <w:tcPr/>
     </w:tblStylePr>
